--- a/assignments/Network_Assignment.docx
+++ b/assignments/Network_Assignment.docx
@@ -7,6 +7,7 @@
         <w:pStyle w:val="Title"/>
         <w:rPr>
           <w:i w:val="1"/>
+          <w:iCs w:val="1"/>
         </w:rPr>
       </w:pPr>
       <w:bookmarkStart w:colFirst="0" w:colLast="0" w:name="_lbou0aq4mlyv" w:id="0"/>
@@ -76,7 +77,7 @@
       <w:pPr>
         <w:numPr>
           <w:ilvl w:val="0"/>
-          <w:numId w:val="3"/>
+          <w:numId w:val="7"/>
         </w:numPr>
         <w:ind w:left="720" w:hanging="360"/>
         <w:rPr>
@@ -91,7 +92,7 @@
           <w:szCs w:val="24"/>
           <w:rtl w:val="0"/>
         </w:rPr>
-        <w:t xml:space="preserve">Read a subset of the papers below PRIOR to our Interaction Networks classes (March 3 and 5) and come to class prepared to discuss them. In-class discussion will be a part of your grade for this assignment, so make sure you come prepared. These papers, as well as what you learn in class, will also be used to complete portions two and three of this assignment.</w:t>
+        <w:t xml:space="preserve">Read a subset of the papers below PRIOR to our Interaction Networks classes (March 3 and 5) and come to class prepared to discuss them. You should read at least one paper from Group 1 (core network theory and metrics) and one paper from Group 2 (building and constructing networks) prior to class. In-class discussion will be a part of your grade for this assignment, so make sure you come prepared. These papers, as well as what you learn in class, will also be used to complete portions two and three of this assignment.</w:t>
       </w:r>
     </w:p>
     <w:p>
@@ -112,7 +113,7 @@
       <w:pPr>
         <w:numPr>
           <w:ilvl w:val="0"/>
-          <w:numId w:val="3"/>
+          <w:numId w:val="7"/>
         </w:numPr>
         <w:ind w:left="720" w:hanging="360"/>
         <w:rPr>
@@ -159,7 +160,7 @@
           <w:szCs w:val="24"/>
           <w:rtl w:val="0"/>
         </w:rPr>
-        <w:t xml:space="preserve">(or system/questions of your choice), explaining why these types/representations are well suited as well as explaining why other types/representations may not be a good fit.  You can support your arguments with ideas from class, your readings, or your own reasoning, but remember to cite anything that comes from a published article (but as always, citations don’t count against the word limit).</w:t>
+        <w:t xml:space="preserve">(or system/questions of your choice), explaining why these types/representations are well suited as well as explaining why other types/representations may not be a good fit. You can support your arguments with ideas from class, your readings, or your own reasoning, but remember to cite anything that comes from a published article (but as always, citations don’t count against the word limit).</w:t>
       </w:r>
     </w:p>
     <w:p>
@@ -180,7 +181,7 @@
       <w:pPr>
         <w:numPr>
           <w:ilvl w:val="0"/>
-          <w:numId w:val="3"/>
+          <w:numId w:val="7"/>
         </w:numPr>
         <w:ind w:left="720" w:hanging="360"/>
         <w:rPr>
@@ -341,6 +342,7 @@
       <w:r>
         <w:rPr>
           <w:i w:val="1"/>
+          <w:iCs w:val="1"/>
           <w:sz w:val="24"/>
           <w:szCs w:val="24"/>
           <w:rtl w:val="0"/>
@@ -357,7 +359,7 @@
       <w:pPr>
         <w:numPr>
           <w:ilvl w:val="0"/>
-          <w:numId w:val="1"/>
+          <w:numId w:val="3"/>
         </w:numPr>
         <w:ind w:left="720" w:hanging="360"/>
         <w:rPr>
@@ -383,7 +385,7 @@
       <w:pPr>
         <w:numPr>
           <w:ilvl w:val="0"/>
-          <w:numId w:val="1"/>
+          <w:numId w:val="3"/>
         </w:numPr>
         <w:ind w:left="720" w:hanging="360"/>
         <w:rPr>
@@ -412,7 +414,7 @@
       <w:pPr>
         <w:numPr>
           <w:ilvl w:val="0"/>
-          <w:numId w:val="1"/>
+          <w:numId w:val="3"/>
         </w:numPr>
         <w:ind w:left="720" w:hanging="360"/>
         <w:rPr>
@@ -466,7 +468,21 @@
     <w:p>
       <w:pPr>
         <w:widowControl w:val="0"/>
+        <w:shd w:fill="ffffff" w:val="clear"/>
         <w:spacing w:after="0" w:before="0" w:lineRule="auto"/>
+        <w:ind w:left="0" w:firstLine="0"/>
+        <w:rPr>
+          <w:color w:val="373a3c"/>
+        </w:rPr>
+      </w:pPr>
+      <w:r>
+        <w:rPr>
+          <w:rtl w:val="0"/>
+        </w:rPr>
+      </w:r>
+    </w:p>
+    <w:p>
+      <w:pPr>
         <w:rPr/>
       </w:pPr>
       <w:r>
@@ -477,39 +493,159 @@
     </w:p>
     <w:p>
       <w:pPr>
-        <w:widowControl w:val="0"/>
+        <w:shd w:fill="ffffff" w:val="clear"/>
+        <w:spacing w:after="40" w:lineRule="auto"/>
+        <w:rPr>
+          <w:b w:val="1"/>
+          <w:bCs w:val="1"/>
+          <w:color w:val="222222"/>
+          <w:sz w:val="24"/>
+          <w:szCs w:val="24"/>
+        </w:rPr>
+      </w:pPr>
+      <w:r>
+        <w:rPr>
+          <w:b w:val="1"/>
+          <w:bCs w:val="1"/>
+          <w:color w:val="222222"/>
+          <w:sz w:val="24"/>
+          <w:szCs w:val="24"/>
+          <w:rtl w:val="0"/>
+        </w:rPr>
+        <w:t xml:space="preserve">1. Core Network Theory &amp; Metrics</w:t>
+      </w:r>
+    </w:p>
+    <w:p>
+      <w:pPr>
         <w:numPr>
           <w:ilvl w:val="0"/>
-          <w:numId w:val="2"/>
+          <w:numId w:val="1"/>
         </w:numPr>
         <w:shd w:fill="ffffff" w:val="clear"/>
-        <w:spacing w:after="0" w:before="0" w:lineRule="auto"/>
-        <w:ind w:left="940" w:hanging="360"/>
-        <w:rPr/>
-      </w:pPr>
-      <w:r>
-        <w:rPr>
-          <w:color w:val="373a3c"/>
-          <w:rtl w:val="0"/>
-        </w:rPr>
-        <w:t xml:space="preserve">Blüthgen, Nico, and Michael Staab. 2024. “A Critical Evaluation of Network Approaches for Studying Species Interactions.” </w:t>
+        <w:spacing w:after="0" w:afterAutospacing="0" w:before="200" w:lineRule="auto"/>
+        <w:ind w:left="720" w:hanging="360"/>
+        <w:rPr>
+          <w:sz w:val="20"/>
+          <w:szCs w:val="20"/>
+        </w:rPr>
+      </w:pPr>
+      <w:r>
+        <w:rPr>
+          <w:b w:val="1"/>
+          <w:bCs w:val="1"/>
+          <w:color w:val="222222"/>
+          <w:sz w:val="20"/>
+          <w:szCs w:val="20"/>
+          <w:rtl w:val="0"/>
+        </w:rPr>
+        <w:t xml:space="preserve">Bascompte, J., &amp; Jordano, P. (2007).</w:t>
+      </w:r>
+      <w:r>
+        <w:rPr>
+          <w:color w:val="222222"/>
+          <w:sz w:val="20"/>
+          <w:szCs w:val="20"/>
+          <w:rtl w:val="0"/>
+        </w:rPr>
+        <w:t xml:space="preserve"> "Plant-Animal Mutualistic Networks: The Architecture of Biodiversity." </w:t>
       </w:r>
       <w:r>
         <w:rPr>
           <w:i w:val="1"/>
-          <w:color w:val="373a3c"/>
+          <w:iCs w:val="1"/>
+          <w:color w:val="222222"/>
+          <w:sz w:val="20"/>
+          <w:szCs w:val="20"/>
           <w:rtl w:val="0"/>
         </w:rPr>
         <w:t xml:space="preserve">Annual Review of Ecology, Evolution, and Systematics</w:t>
       </w:r>
       <w:r>
         <w:rPr>
-          <w:color w:val="373a3c"/>
+          <w:color w:val="222222"/>
+          <w:sz w:val="20"/>
+          <w:szCs w:val="20"/>
+          <w:rtl w:val="0"/>
+        </w:rPr>
+        <w:t xml:space="preserve"> 38: 567–93. </w:t>
+      </w:r>
+      <w:hyperlink r:id="rId6">
+        <w:r>
+          <w:rPr>
+            <w:color w:val="1155cc"/>
+            <w:sz w:val="20"/>
+            <w:szCs w:val="20"/>
+            <w:u w:val="single"/>
+            <w:rtl w:val="0"/>
+          </w:rPr>
+          <w:t xml:space="preserve">https://doi.org/10.1146/annurev.ecolsys.38.091206.095818</w:t>
+        </w:r>
+      </w:hyperlink>
+      <w:r>
+        <w:rPr>
+          <w:color w:val="222222"/>
+          <w:sz w:val="20"/>
+          <w:szCs w:val="20"/>
+          <w:rtl w:val="0"/>
+        </w:rPr>
+        <w:t xml:space="preserve"> </w:t>
+      </w:r>
+    </w:p>
+    <w:p>
+      <w:pPr>
+        <w:numPr>
+          <w:ilvl w:val="0"/>
+          <w:numId w:val="1"/>
+        </w:numPr>
+        <w:shd w:fill="ffffff" w:val="clear"/>
+        <w:spacing w:after="0" w:afterAutospacing="0" w:before="0" w:beforeAutospacing="0" w:lineRule="auto"/>
+        <w:ind w:left="720" w:hanging="360"/>
+        <w:rPr>
+          <w:sz w:val="20"/>
+          <w:szCs w:val="20"/>
+        </w:rPr>
+      </w:pPr>
+      <w:r>
+        <w:rPr>
+          <w:b w:val="1"/>
+          <w:bCs w:val="1"/>
+          <w:color w:val="222222"/>
+          <w:sz w:val="20"/>
+          <w:szCs w:val="20"/>
+          <w:rtl w:val="0"/>
+        </w:rPr>
+        <w:t xml:space="preserve">Blüthgen, N., &amp; Staab, M. (2024).</w:t>
+      </w:r>
+      <w:r>
+        <w:rPr>
+          <w:color w:val="222222"/>
+          <w:sz w:val="20"/>
+          <w:szCs w:val="20"/>
+          <w:rtl w:val="0"/>
+        </w:rPr>
+        <w:t xml:space="preserve"> "A Critical Evaluation of Network Approaches for Studying Species Interactions." </w:t>
+      </w:r>
+      <w:r>
+        <w:rPr>
+          <w:i w:val="1"/>
+          <w:iCs w:val="1"/>
+          <w:color w:val="222222"/>
+          <w:sz w:val="20"/>
+          <w:szCs w:val="20"/>
+          <w:rtl w:val="0"/>
+        </w:rPr>
+        <w:t xml:space="preserve">Annual Review of Ecology, Evolution, and Systematics</w:t>
+      </w:r>
+      <w:r>
+        <w:rPr>
+          <w:color w:val="222222"/>
+          <w:sz w:val="20"/>
+          <w:szCs w:val="20"/>
           <w:rtl w:val="0"/>
         </w:rPr>
         <w:t xml:space="preserve"> 55 (1): 65–88. </w:t>
       </w:r>
-      <w:hyperlink r:id="rId6">
+      <w:hyperlink r:id="rId7">
         <w:r>
           <w:rPr>
             <w:color w:val="1155cc"/>
@@ -521,63 +657,65 @@
       </w:hyperlink>
       <w:r>
         <w:rPr>
-          <w:color w:val="373a3c"/>
-          <w:rtl w:val="0"/>
-        </w:rPr>
-        <w:t xml:space="preserve">.</w:t>
-      </w:r>
-    </w:p>
-    <w:p>
-      <w:pPr>
-        <w:widowControl w:val="0"/>
-        <w:shd w:fill="ffffff" w:val="clear"/>
-        <w:spacing w:after="0" w:before="0" w:lineRule="auto"/>
-        <w:ind w:left="720" w:firstLine="0"/>
-        <w:rPr>
-          <w:color w:val="373a3c"/>
-        </w:rPr>
-      </w:pPr>
-      <w:r>
-        <w:rPr>
-          <w:rtl w:val="0"/>
-        </w:rPr>
-      </w:r>
-    </w:p>
-    <w:p>
-      <w:pPr>
-        <w:widowControl w:val="0"/>
+          <w:rtl w:val="0"/>
+        </w:rPr>
+      </w:r>
+    </w:p>
+    <w:p>
+      <w:pPr>
         <w:numPr>
           <w:ilvl w:val="0"/>
-          <w:numId w:val="2"/>
+          <w:numId w:val="1"/>
         </w:numPr>
         <w:shd w:fill="ffffff" w:val="clear"/>
-        <w:spacing w:after="0" w:before="0" w:lineRule="auto"/>
-        <w:ind w:left="940" w:hanging="360"/>
-        <w:rPr/>
-      </w:pPr>
-      <w:r>
-        <w:rPr>
-          <w:color w:val="373a3c"/>
-          <w:rtl w:val="0"/>
-        </w:rPr>
-        <w:t xml:space="preserve">Delmas, Eva, Mathilde Besson, Marie-Hélène Brice, Laura A. Burkle, Giulio V. Dalla Riva, Marie-Josée Fortin, Dominique Gravel, et al. 2019. “Analysing Ecological Networks of Species Interactions.”</w:t>
+        <w:spacing w:after="0" w:afterAutospacing="0" w:before="0" w:beforeAutospacing="0" w:lineRule="auto"/>
+        <w:ind w:left="720" w:hanging="360"/>
+        <w:rPr>
+          <w:sz w:val="20"/>
+          <w:szCs w:val="20"/>
+        </w:rPr>
+      </w:pPr>
+      <w:r>
+        <w:rPr>
+          <w:b w:val="1"/>
+          <w:bCs w:val="1"/>
+          <w:color w:val="222222"/>
+          <w:sz w:val="20"/>
+          <w:szCs w:val="20"/>
+          <w:rtl w:val="0"/>
+        </w:rPr>
+        <w:t xml:space="preserve">Delmas, E., et al. (2019).</w:t>
+      </w:r>
+      <w:r>
+        <w:rPr>
+          <w:color w:val="222222"/>
+          <w:sz w:val="20"/>
+          <w:szCs w:val="20"/>
+          <w:rtl w:val="0"/>
+        </w:rPr>
+        <w:t xml:space="preserve"> "Analysing Ecological Networks of Species Interactions." </w:t>
       </w:r>
       <w:r>
         <w:rPr>
           <w:i w:val="1"/>
-          <w:color w:val="373a3c"/>
+          <w:iCs w:val="1"/>
+          <w:color w:val="222222"/>
+          <w:sz w:val="20"/>
+          <w:szCs w:val="20"/>
           <w:rtl w:val="0"/>
         </w:rPr>
         <w:t xml:space="preserve">Biological Reviews</w:t>
       </w:r>
       <w:r>
         <w:rPr>
-          <w:color w:val="373a3c"/>
+          <w:color w:val="222222"/>
+          <w:sz w:val="20"/>
+          <w:szCs w:val="20"/>
           <w:rtl w:val="0"/>
         </w:rPr>
         <w:t xml:space="preserve"> 94 (1): 16–36. </w:t>
       </w:r>
-      <w:hyperlink r:id="rId7">
+      <w:hyperlink r:id="rId8">
         <w:r>
           <w:rPr>
             <w:color w:val="1155cc"/>
@@ -589,69 +727,447 @@
       </w:hyperlink>
       <w:r>
         <w:rPr>
-          <w:color w:val="373a3c"/>
-          <w:rtl w:val="0"/>
-        </w:rPr>
-        <w:t xml:space="preserve">.</w:t>
-      </w:r>
-    </w:p>
-    <w:p>
-      <w:pPr>
-        <w:widowControl w:val="0"/>
+          <w:rtl w:val="0"/>
+        </w:rPr>
+      </w:r>
+    </w:p>
+    <w:p>
+      <w:pPr>
+        <w:numPr>
+          <w:ilvl w:val="0"/>
+          <w:numId w:val="1"/>
+        </w:numPr>
         <w:shd w:fill="ffffff" w:val="clear"/>
-        <w:spacing w:after="0" w:before="0" w:lineRule="auto"/>
-        <w:ind w:left="720" w:firstLine="0"/>
-        <w:rPr>
-          <w:color w:val="373a3c"/>
-        </w:rPr>
-      </w:pPr>
-      <w:r>
-        <w:rPr>
-          <w:rtl w:val="0"/>
-        </w:rPr>
-      </w:r>
-    </w:p>
-    <w:p>
-      <w:pPr>
-        <w:widowControl w:val="0"/>
+        <w:spacing w:after="0" w:afterAutospacing="0" w:before="0" w:beforeAutospacing="0" w:lineRule="auto"/>
+        <w:ind w:left="720" w:hanging="360"/>
+        <w:rPr>
+          <w:sz w:val="20"/>
+          <w:szCs w:val="20"/>
+        </w:rPr>
+      </w:pPr>
+      <w:r>
+        <w:rPr>
+          <w:b w:val="1"/>
+          <w:bCs w:val="1"/>
+          <w:color w:val="222222"/>
+          <w:sz w:val="20"/>
+          <w:szCs w:val="20"/>
+          <w:rtl w:val="0"/>
+        </w:rPr>
+        <w:t xml:space="preserve">Dunne, J. A., Williams, R. J., &amp; Martinez, N. D. (2002).</w:t>
+      </w:r>
+      <w:r>
+        <w:rPr>
+          <w:color w:val="222222"/>
+          <w:sz w:val="20"/>
+          <w:szCs w:val="20"/>
+          <w:rtl w:val="0"/>
+        </w:rPr>
+        <w:t xml:space="preserve"> "Food-web structure and network theory: The role of connectance and size." </w:t>
+      </w:r>
+      <w:r>
+        <w:rPr>
+          <w:i w:val="1"/>
+          <w:iCs w:val="1"/>
+          <w:color w:val="222222"/>
+          <w:sz w:val="20"/>
+          <w:szCs w:val="20"/>
+          <w:rtl w:val="0"/>
+        </w:rPr>
+        <w:t xml:space="preserve">PNAS</w:t>
+      </w:r>
+      <w:r>
+        <w:rPr>
+          <w:color w:val="222222"/>
+          <w:sz w:val="20"/>
+          <w:szCs w:val="20"/>
+          <w:rtl w:val="0"/>
+        </w:rPr>
+        <w:t xml:space="preserve"> 99 (20): 12917–12922. </w:t>
+      </w:r>
+      <w:hyperlink r:id="rId9">
+        <w:r>
+          <w:rPr>
+            <w:color w:val="1155cc"/>
+            <w:sz w:val="20"/>
+            <w:szCs w:val="20"/>
+            <w:u w:val="single"/>
+            <w:rtl w:val="0"/>
+          </w:rPr>
+          <w:t xml:space="preserve">https://doi.org/10.1073/pnas.192407699</w:t>
+        </w:r>
+      </w:hyperlink>
+      <w:r>
+        <w:rPr>
+          <w:color w:val="222222"/>
+          <w:sz w:val="20"/>
+          <w:szCs w:val="20"/>
+          <w:rtl w:val="0"/>
+        </w:rPr>
+        <w:t xml:space="preserve"> </w:t>
+      </w:r>
+    </w:p>
+    <w:p>
+      <w:pPr>
+        <w:numPr>
+          <w:ilvl w:val="0"/>
+          <w:numId w:val="1"/>
+        </w:numPr>
+        <w:shd w:fill="ffffff" w:val="clear"/>
+        <w:spacing w:after="0" w:afterAutospacing="0" w:before="0" w:beforeAutospacing="0" w:lineRule="auto"/>
+        <w:ind w:left="720" w:hanging="360"/>
+        <w:rPr>
+          <w:sz w:val="20"/>
+          <w:szCs w:val="20"/>
+        </w:rPr>
+      </w:pPr>
+      <w:r>
+        <w:rPr>
+          <w:b w:val="1"/>
+          <w:bCs w:val="1"/>
+          <w:color w:val="222222"/>
+          <w:sz w:val="20"/>
+          <w:szCs w:val="20"/>
+          <w:rtl w:val="0"/>
+        </w:rPr>
+        <w:t xml:space="preserve">Gauzens, B., et al. (2025).</w:t>
+      </w:r>
+      <w:r>
+        <w:rPr>
+          <w:color w:val="222222"/>
+          <w:sz w:val="20"/>
+          <w:szCs w:val="20"/>
+          <w:rtl w:val="0"/>
+        </w:rPr>
+        <w:t xml:space="preserve"> "Tailoring interaction network types to answer different ecological questions." </w:t>
+      </w:r>
+      <w:r>
+        <w:rPr>
+          <w:i w:val="1"/>
+          <w:iCs w:val="1"/>
+          <w:color w:val="222222"/>
+          <w:sz w:val="20"/>
+          <w:szCs w:val="20"/>
+          <w:rtl w:val="0"/>
+        </w:rPr>
+        <w:t xml:space="preserve">Nature Reviews Biodiversity</w:t>
+      </w:r>
+      <w:r>
+        <w:rPr>
+          <w:color w:val="222222"/>
+          <w:sz w:val="20"/>
+          <w:szCs w:val="20"/>
+          <w:rtl w:val="0"/>
+        </w:rPr>
+        <w:t xml:space="preserve"> 1 (7): 480-489. </w:t>
+      </w:r>
+      <w:hyperlink r:id="rId10">
+        <w:r>
+          <w:rPr>
+            <w:rFonts w:ascii="Roboto" w:cs="Roboto" w:eastAsia="Roboto" w:hAnsi="Roboto"/>
+            <w:color w:val="1155cc"/>
+            <w:sz w:val="20"/>
+            <w:szCs w:val="20"/>
+            <w:u w:val="single"/>
+            <w:rtl w:val="0"/>
+          </w:rPr>
+          <w:t xml:space="preserve">https://doi.org/10.1038/s44358-025-00056-7</w:t>
+        </w:r>
+      </w:hyperlink>
+      <w:r>
+        <w:rPr>
+          <w:rtl w:val="0"/>
+        </w:rPr>
+      </w:r>
+    </w:p>
+    <w:p>
+      <w:pPr>
+        <w:numPr>
+          <w:ilvl w:val="0"/>
+          <w:numId w:val="1"/>
+        </w:numPr>
+        <w:shd w:fill="ffffff" w:val="clear"/>
+        <w:spacing w:after="0" w:afterAutospacing="0" w:before="0" w:beforeAutospacing="0" w:lineRule="auto"/>
+        <w:ind w:left="720" w:hanging="360"/>
+      </w:pPr>
+      <w:r>
+        <w:rPr>
+          <w:b w:val="1"/>
+          <w:bCs w:val="1"/>
+          <w:color w:val="222222"/>
+          <w:sz w:val="20"/>
+          <w:szCs w:val="20"/>
+          <w:rtl w:val="0"/>
+        </w:rPr>
+        <w:t xml:space="preserve">Jordano, P., (2016).</w:t>
+      </w:r>
+      <w:r>
+        <w:rPr>
+          <w:color w:val="222222"/>
+          <w:sz w:val="20"/>
+          <w:szCs w:val="20"/>
+          <w:rtl w:val="0"/>
+        </w:rPr>
+        <w:t xml:space="preserve"> “Chasing Ecological Interactions.” PLOS Biology 14 (9): e1002559.</w:t>
+      </w:r>
+      <w:r>
+        <w:rPr>
+          <w:rFonts w:ascii="Roboto" w:cs="Roboto" w:eastAsia="Roboto" w:hAnsi="Roboto"/>
+          <w:color w:val="222222"/>
+          <w:sz w:val="20"/>
+          <w:szCs w:val="20"/>
+          <w:rtl w:val="0"/>
+        </w:rPr>
+        <w:t xml:space="preserve"> </w:t>
+      </w:r>
+      <w:hyperlink r:id="rId11">
+        <w:r>
+          <w:rPr>
+            <w:color w:val="1155cc"/>
+            <w:sz w:val="20"/>
+            <w:szCs w:val="20"/>
+            <w:highlight w:val="white"/>
+            <w:u w:val="single"/>
+            <w:rtl w:val="0"/>
+          </w:rPr>
+          <w:t xml:space="preserve">https://doi.org/10.1371/journal.pbio.1002559</w:t>
+        </w:r>
+      </w:hyperlink>
+      <w:r>
+        <w:rPr>
+          <w:color w:val="202020"/>
+          <w:sz w:val="20"/>
+          <w:szCs w:val="20"/>
+          <w:highlight w:val="white"/>
+          <w:rtl w:val="0"/>
+        </w:rPr>
+        <w:t xml:space="preserve"> </w:t>
+      </w:r>
+      <w:r>
+        <w:rPr>
+          <w:rtl w:val="0"/>
+        </w:rPr>
+      </w:r>
+    </w:p>
+    <w:p>
+      <w:pPr>
+        <w:numPr>
+          <w:ilvl w:val="0"/>
+          <w:numId w:val="1"/>
+        </w:numPr>
+        <w:shd w:fill="ffffff" w:val="clear"/>
+        <w:spacing w:after="0" w:afterAutospacing="0" w:before="0" w:beforeAutospacing="0" w:lineRule="auto"/>
+        <w:ind w:left="720" w:hanging="360"/>
+        <w:rPr>
+          <w:sz w:val="20"/>
+          <w:szCs w:val="20"/>
+        </w:rPr>
+      </w:pPr>
+      <w:r>
+        <w:rPr>
+          <w:b w:val="1"/>
+          <w:bCs w:val="1"/>
+          <w:color w:val="222222"/>
+          <w:sz w:val="20"/>
+          <w:szCs w:val="20"/>
+          <w:rtl w:val="0"/>
+        </w:rPr>
+        <w:t xml:space="preserve">Poisot, T., Stouffer, D. B., &amp; Kéfi, S. (2016).</w:t>
+      </w:r>
+      <w:r>
+        <w:rPr>
+          <w:color w:val="222222"/>
+          <w:sz w:val="20"/>
+          <w:szCs w:val="20"/>
+          <w:rtl w:val="0"/>
+        </w:rPr>
+        <w:t xml:space="preserve"> "Describe, Understand and Predict: Why Do We Need Networks in Ecology?" </w:t>
+      </w:r>
+      <w:r>
+        <w:rPr>
+          <w:i w:val="1"/>
+          <w:iCs w:val="1"/>
+          <w:color w:val="222222"/>
+          <w:sz w:val="20"/>
+          <w:szCs w:val="20"/>
+          <w:rtl w:val="0"/>
+        </w:rPr>
+        <w:t xml:space="preserve">Functional Ecology</w:t>
+      </w:r>
+      <w:r>
+        <w:rPr>
+          <w:color w:val="222222"/>
+          <w:sz w:val="20"/>
+          <w:szCs w:val="20"/>
+          <w:rtl w:val="0"/>
+        </w:rPr>
+        <w:t xml:space="preserve"> 30 (12): 1878–82. </w:t>
+      </w:r>
+      <w:hyperlink r:id="rId12">
+        <w:r>
+          <w:rPr>
+            <w:color w:val="1155cc"/>
+            <w:u w:val="single"/>
+            <w:rtl w:val="0"/>
+          </w:rPr>
+          <w:t xml:space="preserve">https://www.jstor.org/stable/48582345</w:t>
+        </w:r>
+      </w:hyperlink>
+      <w:r>
+        <w:rPr>
+          <w:rtl w:val="0"/>
+        </w:rPr>
+      </w:r>
+    </w:p>
+    <w:p>
+      <w:pPr>
+        <w:numPr>
+          <w:ilvl w:val="0"/>
+          <w:numId w:val="1"/>
+        </w:numPr>
+        <w:shd w:fill="ffffff" w:val="clear"/>
+        <w:spacing w:after="200" w:before="0" w:beforeAutospacing="0" w:lineRule="auto"/>
+        <w:ind w:left="720" w:hanging="360"/>
+        <w:rPr>
+          <w:sz w:val="20"/>
+          <w:szCs w:val="20"/>
+        </w:rPr>
+      </w:pPr>
+      <w:r>
+        <w:rPr>
+          <w:b w:val="1"/>
+          <w:bCs w:val="1"/>
+          <w:color w:val="222222"/>
+          <w:sz w:val="20"/>
+          <w:szCs w:val="20"/>
+          <w:rtl w:val="0"/>
+        </w:rPr>
+        <w:t xml:space="preserve">Proulx, S. R., Promislow, D. E. L., &amp; Phillips, P. C. (2005).</w:t>
+      </w:r>
+      <w:r>
+        <w:rPr>
+          <w:color w:val="222222"/>
+          <w:sz w:val="20"/>
+          <w:szCs w:val="20"/>
+          <w:rtl w:val="0"/>
+        </w:rPr>
+        <w:t xml:space="preserve"> "Network Thinking in Ecology and Evolution." </w:t>
+      </w:r>
+      <w:r>
+        <w:rPr>
+          <w:i w:val="1"/>
+          <w:iCs w:val="1"/>
+          <w:color w:val="222222"/>
+          <w:sz w:val="20"/>
+          <w:szCs w:val="20"/>
+          <w:rtl w:val="0"/>
+        </w:rPr>
+        <w:t xml:space="preserve">Trends in Ecology &amp; Evolution</w:t>
+      </w:r>
+      <w:r>
+        <w:rPr>
+          <w:color w:val="222222"/>
+          <w:sz w:val="20"/>
+          <w:szCs w:val="20"/>
+          <w:rtl w:val="0"/>
+        </w:rPr>
+        <w:t xml:space="preserve"> 20 (6): 345–53. </w:t>
+      </w:r>
+      <w:hyperlink r:id="rId13">
+        <w:r>
+          <w:rPr>
+            <w:color w:val="1155cc"/>
+            <w:u w:val="single"/>
+            <w:rtl w:val="0"/>
+          </w:rPr>
+          <w:t xml:space="preserve">https://doi.org/10.1016/j.tree.2005.04.004</w:t>
+        </w:r>
+      </w:hyperlink>
+      <w:r>
+        <w:rPr>
+          <w:rtl w:val="0"/>
+        </w:rPr>
+      </w:r>
+    </w:p>
+    <w:p>
+      <w:pPr>
+        <w:shd w:fill="ffffff" w:val="clear"/>
+        <w:spacing w:after="40" w:lineRule="auto"/>
+        <w:rPr>
+          <w:b w:val="1"/>
+          <w:bCs w:val="1"/>
+          <w:color w:val="222222"/>
+          <w:sz w:val="24"/>
+          <w:szCs w:val="24"/>
+        </w:rPr>
+      </w:pPr>
+      <w:r>
+        <w:rPr>
+          <w:b w:val="1"/>
+          <w:bCs w:val="1"/>
+          <w:color w:val="222222"/>
+          <w:sz w:val="24"/>
+          <w:szCs w:val="24"/>
+          <w:rtl w:val="0"/>
+        </w:rPr>
+        <w:t xml:space="preserve">2. Building &amp; Constructing Networks</w:t>
+      </w:r>
+    </w:p>
+    <w:p>
+      <w:pPr>
         <w:numPr>
           <w:ilvl w:val="0"/>
           <w:numId w:val="2"/>
         </w:numPr>
         <w:shd w:fill="ffffff" w:val="clear"/>
-        <w:spacing w:after="0" w:before="0" w:lineRule="auto"/>
-        <w:ind w:left="940" w:hanging="360"/>
-      </w:pPr>
-      <w:r>
-        <w:rPr>
-          <w:color w:val="222222"/>
-          <w:rtl w:val="0"/>
-        </w:rPr>
-        <w:t xml:space="preserve">Jordano, Pedro. 2016</w:t>
-      </w:r>
-      <w:r>
-        <w:rPr>
-          <w:color w:val="373a3c"/>
-          <w:rtl w:val="0"/>
-        </w:rPr>
-        <w:t xml:space="preserve">. “Sampling Networks of Ecological Interactions.” </w:t>
+        <w:spacing w:after="0" w:afterAutospacing="0" w:before="200" w:lineRule="auto"/>
+        <w:ind w:left="720" w:hanging="360"/>
+        <w:rPr>
+          <w:sz w:val="20"/>
+          <w:szCs w:val="20"/>
+        </w:rPr>
+      </w:pPr>
+      <w:r>
+        <w:rPr>
+          <w:b w:val="1"/>
+          <w:bCs w:val="1"/>
+          <w:color w:val="222222"/>
+          <w:sz w:val="20"/>
+          <w:szCs w:val="20"/>
+          <w:rtl w:val="0"/>
+        </w:rPr>
+        <w:t xml:space="preserve">Jordano, P. (2016).</w:t>
+      </w:r>
+      <w:r>
+        <w:rPr>
+          <w:color w:val="222222"/>
+          <w:sz w:val="20"/>
+          <w:szCs w:val="20"/>
+          <w:rtl w:val="0"/>
+        </w:rPr>
+        <w:t xml:space="preserve"> "Sampling Networks of Ecological Interactions." </w:t>
       </w:r>
       <w:r>
         <w:rPr>
           <w:i w:val="1"/>
-          <w:color w:val="373a3c"/>
+          <w:iCs w:val="1"/>
+          <w:color w:val="222222"/>
+          <w:sz w:val="20"/>
+          <w:szCs w:val="20"/>
           <w:rtl w:val="0"/>
         </w:rPr>
         <w:t xml:space="preserve">Functional Ecology</w:t>
       </w:r>
       <w:r>
         <w:rPr>
-          <w:color w:val="373a3c"/>
-          <w:rtl w:val="0"/>
-        </w:rPr>
-        <w:t xml:space="preserve">, September. </w:t>
-      </w:r>
-      <w:hyperlink r:id="rId8">
+          <w:color w:val="222222"/>
+          <w:sz w:val="20"/>
+          <w:szCs w:val="20"/>
+          <w:rtl w:val="0"/>
+        </w:rPr>
+        <w:t xml:space="preserve"> 30 (12): 1883–1893. </w:t>
+      </w:r>
+      <w:hyperlink r:id="rId14">
         <w:r>
           <w:rPr>
             <w:color w:val="1155cc"/>
@@ -663,63 +1179,1204 @@
       </w:hyperlink>
       <w:r>
         <w:rPr>
-          <w:color w:val="373a3c"/>
-          <w:rtl w:val="0"/>
-        </w:rPr>
-        <w:t xml:space="preserve">.</w:t>
-      </w:r>
-    </w:p>
-    <w:p>
-      <w:pPr>
-        <w:widowControl w:val="0"/>
-        <w:shd w:fill="ffffff" w:val="clear"/>
-        <w:spacing w:after="0" w:before="0" w:lineRule="auto"/>
-        <w:ind w:left="720" w:firstLine="0"/>
-        <w:rPr>
-          <w:color w:val="373a3c"/>
-        </w:rPr>
-      </w:pPr>
-      <w:r>
-        <w:rPr>
-          <w:rtl w:val="0"/>
-        </w:rPr>
-      </w:r>
-    </w:p>
-    <w:p>
-      <w:pPr>
-        <w:widowControl w:val="0"/>
+          <w:rtl w:val="0"/>
+        </w:rPr>
+      </w:r>
+    </w:p>
+    <w:p>
+      <w:pPr>
         <w:numPr>
           <w:ilvl w:val="0"/>
           <w:numId w:val="2"/>
         </w:numPr>
         <w:shd w:fill="ffffff" w:val="clear"/>
-        <w:spacing w:after="0" w:before="0" w:lineRule="auto"/>
-        <w:ind w:left="940" w:hanging="360"/>
-        <w:rPr/>
-      </w:pPr>
-      <w:r>
-        <w:rPr>
-          <w:color w:val="373a3c"/>
-          <w:rtl w:val="0"/>
-        </w:rPr>
-        <w:t xml:space="preserve">Kéfi, Sonia, Eric L. Berlow, Evie A. Wieters, Sergio A. Navarrete, Owen L. Petchey, Spencer A. Wood, Alice Boit, et al. 2012. “More Than a Meal… Integrating Non-Feeding Interactions into Food Webs” </w:t>
+        <w:spacing w:after="0" w:afterAutospacing="0" w:before="0" w:beforeAutospacing="0" w:lineRule="auto"/>
+        <w:ind w:left="720" w:hanging="360"/>
+        <w:rPr>
+          <w:sz w:val="20"/>
+          <w:szCs w:val="20"/>
+        </w:rPr>
+      </w:pPr>
+      <w:r>
+        <w:rPr>
+          <w:b w:val="1"/>
+          <w:bCs w:val="1"/>
+          <w:color w:val="222222"/>
+          <w:sz w:val="20"/>
+          <w:szCs w:val="20"/>
+          <w:rtl w:val="0"/>
+        </w:rPr>
+        <w:t xml:space="preserve">Morales-Castilla, I., et al. (2015).</w:t>
+      </w:r>
+      <w:r>
+        <w:rPr>
+          <w:color w:val="222222"/>
+          <w:sz w:val="20"/>
+          <w:szCs w:val="20"/>
+          <w:rtl w:val="0"/>
+        </w:rPr>
+        <w:t xml:space="preserve"> "Inferring Biotic Interactions from Proxies." </w:t>
       </w:r>
       <w:r>
         <w:rPr>
           <w:i w:val="1"/>
-          <w:color w:val="373a3c"/>
+          <w:iCs w:val="1"/>
+          <w:color w:val="222222"/>
+          <w:sz w:val="20"/>
+          <w:szCs w:val="20"/>
+          <w:rtl w:val="0"/>
+        </w:rPr>
+        <w:t xml:space="preserve">Trends in Ecology &amp; Evolution</w:t>
+      </w:r>
+      <w:r>
+        <w:rPr>
+          <w:color w:val="222222"/>
+          <w:sz w:val="20"/>
+          <w:szCs w:val="20"/>
+          <w:rtl w:val="0"/>
+        </w:rPr>
+        <w:t xml:space="preserve"> 30 (6): 347–56. </w:t>
+      </w:r>
+      <w:hyperlink r:id="rId15">
+        <w:r>
+          <w:rPr>
+            <w:color w:val="1155cc"/>
+            <w:u w:val="single"/>
+            <w:rtl w:val="0"/>
+          </w:rPr>
+          <w:t xml:space="preserve">https://doi.org/10.1016/j.tree.2015.03.014</w:t>
+        </w:r>
+      </w:hyperlink>
+      <w:r>
+        <w:rPr>
+          <w:rtl w:val="0"/>
+        </w:rPr>
+      </w:r>
+    </w:p>
+    <w:p>
+      <w:pPr>
+        <w:numPr>
+          <w:ilvl w:val="0"/>
+          <w:numId w:val="2"/>
+        </w:numPr>
+        <w:shd w:fill="ffffff" w:val="clear"/>
+        <w:spacing w:after="0" w:afterAutospacing="0" w:before="0" w:beforeAutospacing="0" w:lineRule="auto"/>
+        <w:ind w:left="720" w:hanging="360"/>
+        <w:rPr>
+          <w:sz w:val="20"/>
+          <w:szCs w:val="20"/>
+        </w:rPr>
+      </w:pPr>
+      <w:r>
+        <w:rPr>
+          <w:b w:val="1"/>
+          <w:bCs w:val="1"/>
+          <w:color w:val="222222"/>
+          <w:sz w:val="20"/>
+          <w:szCs w:val="20"/>
+          <w:rtl w:val="0"/>
+        </w:rPr>
+        <w:t xml:space="preserve">Paine, R. T. (1980).</w:t>
+      </w:r>
+      <w:r>
+        <w:rPr>
+          <w:color w:val="222222"/>
+          <w:sz w:val="20"/>
+          <w:szCs w:val="20"/>
+          <w:rtl w:val="0"/>
+        </w:rPr>
+        <w:t xml:space="preserve"> "Food Webs: Linkage, Interaction Strength and Community Infrastructure." </w:t>
+      </w:r>
+      <w:r>
+        <w:rPr>
+          <w:i w:val="1"/>
+          <w:iCs w:val="1"/>
+          <w:color w:val="222222"/>
+          <w:sz w:val="20"/>
+          <w:szCs w:val="20"/>
+          <w:rtl w:val="0"/>
+        </w:rPr>
+        <w:t xml:space="preserve">Journal of Animal Ecology</w:t>
+      </w:r>
+      <w:r>
+        <w:rPr>
+          <w:color w:val="222222"/>
+          <w:sz w:val="20"/>
+          <w:szCs w:val="20"/>
+          <w:rtl w:val="0"/>
+        </w:rPr>
+        <w:t xml:space="preserve"> 49 (3): 666–685. </w:t>
+      </w:r>
+      <w:hyperlink r:id="rId16">
+        <w:r>
+          <w:rPr>
+            <w:color w:val="1155cc"/>
+            <w:sz w:val="20"/>
+            <w:szCs w:val="20"/>
+            <w:u w:val="single"/>
+            <w:rtl w:val="0"/>
+          </w:rPr>
+          <w:t xml:space="preserve">https://doi.org/10.2307/4220</w:t>
+        </w:r>
+      </w:hyperlink>
+      <w:r>
+        <w:rPr>
+          <w:color w:val="222222"/>
+          <w:sz w:val="20"/>
+          <w:szCs w:val="20"/>
+          <w:rtl w:val="0"/>
+        </w:rPr>
+        <w:t xml:space="preserve"> </w:t>
+      </w:r>
+    </w:p>
+    <w:p>
+      <w:pPr>
+        <w:numPr>
+          <w:ilvl w:val="0"/>
+          <w:numId w:val="2"/>
+        </w:numPr>
+        <w:shd w:fill="ffffff" w:val="clear"/>
+        <w:spacing w:after="0" w:afterAutospacing="0" w:before="0" w:beforeAutospacing="0" w:lineRule="auto"/>
+        <w:ind w:left="720" w:hanging="360"/>
+        <w:rPr>
+          <w:sz w:val="20"/>
+          <w:szCs w:val="20"/>
+        </w:rPr>
+      </w:pPr>
+      <w:r>
+        <w:rPr>
+          <w:b w:val="1"/>
+          <w:bCs w:val="1"/>
+          <w:color w:val="222222"/>
+          <w:sz w:val="20"/>
+          <w:szCs w:val="20"/>
+          <w:rtl w:val="0"/>
+        </w:rPr>
+        <w:t xml:space="preserve">Pringle, R. M., &amp; Hutchinson, M. C. (2020).</w:t>
+      </w:r>
+      <w:r>
+        <w:rPr>
+          <w:color w:val="222222"/>
+          <w:sz w:val="20"/>
+          <w:szCs w:val="20"/>
+          <w:rtl w:val="0"/>
+        </w:rPr>
+        <w:t xml:space="preserve"> "Resolving Food-Web Structure." </w:t>
+      </w:r>
+      <w:r>
+        <w:rPr>
+          <w:i w:val="1"/>
+          <w:iCs w:val="1"/>
+          <w:color w:val="222222"/>
+          <w:sz w:val="20"/>
+          <w:szCs w:val="20"/>
+          <w:rtl w:val="0"/>
+        </w:rPr>
+        <w:t xml:space="preserve">Annual Review of Ecology, Evolution and Systematics</w:t>
+      </w:r>
+      <w:r>
+        <w:rPr>
+          <w:color w:val="222222"/>
+          <w:sz w:val="20"/>
+          <w:szCs w:val="20"/>
+          <w:rtl w:val="0"/>
+        </w:rPr>
+        <w:t xml:space="preserve"> 51: 55–80. </w:t>
+      </w:r>
+      <w:hyperlink r:id="rId17">
+        <w:r>
+          <w:rPr>
+            <w:color w:val="1155cc"/>
+            <w:u w:val="single"/>
+            <w:rtl w:val="0"/>
+          </w:rPr>
+          <w:t xml:space="preserve">https://doi.org/10.1146/annurev-ecolsys-110218-024908</w:t>
+        </w:r>
+      </w:hyperlink>
+      <w:r>
+        <w:rPr>
+          <w:rtl w:val="0"/>
+        </w:rPr>
+      </w:r>
+    </w:p>
+    <w:p>
+      <w:pPr>
+        <w:numPr>
+          <w:ilvl w:val="0"/>
+          <w:numId w:val="2"/>
+        </w:numPr>
+        <w:shd w:fill="ffffff" w:val="clear"/>
+        <w:spacing w:after="0" w:afterAutospacing="0" w:before="0" w:beforeAutospacing="0" w:lineRule="auto"/>
+        <w:ind w:left="720" w:hanging="360"/>
+        <w:rPr>
+          <w:sz w:val="20"/>
+          <w:szCs w:val="20"/>
+        </w:rPr>
+      </w:pPr>
+      <w:r>
+        <w:rPr>
+          <w:b w:val="1"/>
+          <w:bCs w:val="1"/>
+          <w:color w:val="222222"/>
+          <w:sz w:val="20"/>
+          <w:szCs w:val="20"/>
+          <w:rtl w:val="0"/>
+        </w:rPr>
+        <w:t xml:space="preserve">Roslin, T., &amp; Majaneva, S. (2016).</w:t>
+      </w:r>
+      <w:r>
+        <w:rPr>
+          <w:color w:val="222222"/>
+          <w:sz w:val="20"/>
+          <w:szCs w:val="20"/>
+          <w:rtl w:val="0"/>
+        </w:rPr>
+        <w:t xml:space="preserve"> "The use of DNA barcodes in food web ecology." </w:t>
+      </w:r>
+      <w:r>
+        <w:rPr>
+          <w:i w:val="1"/>
+          <w:iCs w:val="1"/>
+          <w:color w:val="222222"/>
+          <w:sz w:val="20"/>
+          <w:szCs w:val="20"/>
+          <w:rtl w:val="0"/>
+        </w:rPr>
+        <w:t xml:space="preserve">Genome</w:t>
+      </w:r>
+      <w:r>
+        <w:rPr>
+          <w:color w:val="222222"/>
+          <w:sz w:val="20"/>
+          <w:szCs w:val="20"/>
+          <w:rtl w:val="0"/>
+        </w:rPr>
+        <w:t xml:space="preserve"> 59 (9): 639–654. </w:t>
+      </w:r>
+      <w:hyperlink r:id="rId18">
+        <w:r>
+          <w:rPr>
+            <w:color w:val="1155cc"/>
+            <w:sz w:val="20"/>
+            <w:szCs w:val="20"/>
+            <w:u w:val="single"/>
+            <w:rtl w:val="0"/>
+          </w:rPr>
+          <w:t xml:space="preserve">https://doi.org/10.1139/gen-2015-0229</w:t>
+        </w:r>
+      </w:hyperlink>
+      <w:r>
+        <w:rPr>
+          <w:color w:val="222222"/>
+          <w:sz w:val="20"/>
+          <w:szCs w:val="20"/>
+          <w:rtl w:val="0"/>
+        </w:rPr>
+        <w:t xml:space="preserve"> </w:t>
+      </w:r>
+    </w:p>
+    <w:p>
+      <w:pPr>
+        <w:numPr>
+          <w:ilvl w:val="0"/>
+          <w:numId w:val="2"/>
+        </w:numPr>
+        <w:shd w:fill="ffffff" w:val="clear"/>
+        <w:spacing w:after="0" w:afterAutospacing="0" w:before="0" w:beforeAutospacing="0" w:lineRule="auto"/>
+        <w:ind w:left="720" w:hanging="360"/>
+        <w:rPr>
+          <w:sz w:val="20"/>
+          <w:szCs w:val="20"/>
+        </w:rPr>
+      </w:pPr>
+      <w:r>
+        <w:rPr>
+          <w:b w:val="1"/>
+          <w:bCs w:val="1"/>
+          <w:color w:val="222222"/>
+          <w:sz w:val="20"/>
+          <w:szCs w:val="20"/>
+          <w:rtl w:val="0"/>
+        </w:rPr>
+        <w:t xml:space="preserve">Strydom, T., et al. (2021).</w:t>
+      </w:r>
+      <w:r>
+        <w:rPr>
+          <w:color w:val="222222"/>
+          <w:sz w:val="20"/>
+          <w:szCs w:val="20"/>
+          <w:rtl w:val="0"/>
+        </w:rPr>
+        <w:t xml:space="preserve"> "A Roadmap Towards Predicting Species Interaction Networks (Across Space and Time)." </w:t>
+      </w:r>
+      <w:r>
+        <w:rPr>
+          <w:i w:val="1"/>
+          <w:iCs w:val="1"/>
+          <w:color w:val="222222"/>
+          <w:sz w:val="20"/>
+          <w:szCs w:val="20"/>
+          <w:rtl w:val="0"/>
+        </w:rPr>
+        <w:t xml:space="preserve">Philosophical Transactions of the Royal Society B</w:t>
+      </w:r>
+      <w:r>
+        <w:rPr>
+          <w:color w:val="222222"/>
+          <w:sz w:val="20"/>
+          <w:szCs w:val="20"/>
+          <w:rtl w:val="0"/>
+        </w:rPr>
+        <w:t xml:space="preserve"> 376 (1837): 20210063. </w:t>
+      </w:r>
+      <w:hyperlink r:id="rId19">
+        <w:r>
+          <w:rPr>
+            <w:color w:val="1155cc"/>
+            <w:u w:val="single"/>
+            <w:rtl w:val="0"/>
+          </w:rPr>
+          <w:t xml:space="preserve">https://doi.org/10.1098/rstb.2021.0063</w:t>
+        </w:r>
+      </w:hyperlink>
+      <w:r>
+        <w:rPr>
+          <w:rtl w:val="0"/>
+        </w:rPr>
+      </w:r>
+    </w:p>
+    <w:p>
+      <w:pPr>
+        <w:numPr>
+          <w:ilvl w:val="0"/>
+          <w:numId w:val="2"/>
+        </w:numPr>
+        <w:shd w:fill="ffffff" w:val="clear"/>
+        <w:spacing w:after="200" w:before="0" w:beforeAutospacing="0" w:lineRule="auto"/>
+        <w:ind w:left="720" w:hanging="360"/>
+        <w:rPr>
+          <w:sz w:val="20"/>
+          <w:szCs w:val="20"/>
+        </w:rPr>
+      </w:pPr>
+      <w:r>
+        <w:rPr>
+          <w:b w:val="1"/>
+          <w:bCs w:val="1"/>
+          <w:color w:val="222222"/>
+          <w:sz w:val="20"/>
+          <w:szCs w:val="20"/>
+          <w:rtl w:val="0"/>
+        </w:rPr>
+        <w:t xml:space="preserve">Strydom, T., et al. (2026).</w:t>
+      </w:r>
+      <w:r>
+        <w:rPr>
+          <w:color w:val="222222"/>
+          <w:sz w:val="20"/>
+          <w:szCs w:val="20"/>
+          <w:rtl w:val="0"/>
+        </w:rPr>
+        <w:t xml:space="preserve"> "Scaling from Metawebs to Realised Webs: A Hierarchical Approach to Network Ecology." </w:t>
+      </w:r>
+      <w:r>
+        <w:rPr>
+          <w:i w:val="1"/>
+          <w:iCs w:val="1"/>
+          <w:color w:val="222222"/>
+          <w:sz w:val="20"/>
+          <w:szCs w:val="20"/>
+          <w:rtl w:val="0"/>
+        </w:rPr>
+        <w:t xml:space="preserve">EcoEvoRxiv</w:t>
+      </w:r>
+      <w:r>
+        <w:rPr>
+          <w:color w:val="222222"/>
+          <w:sz w:val="20"/>
+          <w:szCs w:val="20"/>
+          <w:rtl w:val="0"/>
+        </w:rPr>
+        <w:t xml:space="preserve"> (ID: 11514). </w:t>
+      </w:r>
+      <w:hyperlink r:id="rId20">
+        <w:r>
+          <w:rPr>
+            <w:color w:val="1155cc"/>
+            <w:sz w:val="20"/>
+            <w:szCs w:val="20"/>
+            <w:u w:val="single"/>
+            <w:rtl w:val="0"/>
+          </w:rPr>
+          <w:t xml:space="preserve">https://doi.org/10.32942/X2JW8K</w:t>
+        </w:r>
+      </w:hyperlink>
+      <w:r>
+        <w:rPr>
+          <w:color w:val="222222"/>
+          <w:sz w:val="20"/>
+          <w:szCs w:val="20"/>
+          <w:rtl w:val="0"/>
+        </w:rPr>
+        <w:t xml:space="preserve"> </w:t>
+      </w:r>
+    </w:p>
+    <w:p>
+      <w:pPr>
+        <w:shd w:fill="ffffff" w:val="clear"/>
+        <w:spacing w:after="40" w:lineRule="auto"/>
+        <w:rPr>
+          <w:b w:val="1"/>
+          <w:bCs w:val="1"/>
+          <w:color w:val="222222"/>
+          <w:sz w:val="24"/>
+          <w:szCs w:val="24"/>
+        </w:rPr>
+      </w:pPr>
+      <w:r>
+        <w:rPr>
+          <w:b w:val="1"/>
+          <w:bCs w:val="1"/>
+          <w:color w:val="222222"/>
+          <w:sz w:val="24"/>
+          <w:szCs w:val="24"/>
+          <w:rtl w:val="0"/>
+        </w:rPr>
+        <w:t xml:space="preserve">3. Structural Models &amp; Evolution</w:t>
+      </w:r>
+    </w:p>
+    <w:p>
+      <w:pPr>
+        <w:numPr>
+          <w:ilvl w:val="0"/>
+          <w:numId w:val="4"/>
+        </w:numPr>
+        <w:shd w:fill="ffffff" w:val="clear"/>
+        <w:spacing w:after="0" w:afterAutospacing="0" w:before="200" w:lineRule="auto"/>
+        <w:ind w:left="720" w:hanging="360"/>
+        <w:rPr>
+          <w:sz w:val="20"/>
+          <w:szCs w:val="20"/>
+        </w:rPr>
+      </w:pPr>
+      <w:r>
+        <w:rPr>
+          <w:b w:val="1"/>
+          <w:bCs w:val="1"/>
+          <w:color w:val="222222"/>
+          <w:sz w:val="20"/>
+          <w:szCs w:val="20"/>
+          <w:rtl w:val="0"/>
+        </w:rPr>
+        <w:t xml:space="preserve">Petchey, O. L., et al. (2008).</w:t>
+      </w:r>
+      <w:r>
+        <w:rPr>
+          <w:color w:val="222222"/>
+          <w:sz w:val="20"/>
+          <w:szCs w:val="20"/>
+          <w:rtl w:val="0"/>
+        </w:rPr>
+        <w:t xml:space="preserve"> "Size, Foraging, and Food Web Structure." </w:t>
+      </w:r>
+      <w:r>
+        <w:rPr>
+          <w:i w:val="1"/>
+          <w:iCs w:val="1"/>
+          <w:color w:val="222222"/>
+          <w:sz w:val="20"/>
+          <w:szCs w:val="20"/>
+          <w:rtl w:val="0"/>
+        </w:rPr>
+        <w:t xml:space="preserve">PNAS</w:t>
+      </w:r>
+      <w:r>
+        <w:rPr>
+          <w:color w:val="222222"/>
+          <w:sz w:val="20"/>
+          <w:szCs w:val="20"/>
+          <w:rtl w:val="0"/>
+        </w:rPr>
+        <w:t xml:space="preserve"> 105 (11): 4191–96. </w:t>
+      </w:r>
+      <w:hyperlink r:id="rId21">
+        <w:r>
+          <w:rPr>
+            <w:color w:val="1155cc"/>
+            <w:u w:val="single"/>
+            <w:rtl w:val="0"/>
+          </w:rPr>
+          <w:t xml:space="preserve">https://doi.org/10.1073/pnas.0710672105</w:t>
+        </w:r>
+      </w:hyperlink>
+      <w:r>
+        <w:rPr>
+          <w:rtl w:val="0"/>
+        </w:rPr>
+      </w:r>
+    </w:p>
+    <w:p>
+      <w:pPr>
+        <w:numPr>
+          <w:ilvl w:val="0"/>
+          <w:numId w:val="4"/>
+        </w:numPr>
+        <w:shd w:fill="ffffff" w:val="clear"/>
+        <w:spacing w:after="0" w:afterAutospacing="0" w:before="0" w:beforeAutospacing="0" w:lineRule="auto"/>
+        <w:ind w:left="720" w:hanging="360"/>
+        <w:rPr>
+          <w:sz w:val="20"/>
+          <w:szCs w:val="20"/>
+        </w:rPr>
+      </w:pPr>
+      <w:r>
+        <w:rPr>
+          <w:b w:val="1"/>
+          <w:bCs w:val="1"/>
+          <w:color w:val="222222"/>
+          <w:sz w:val="20"/>
+          <w:szCs w:val="20"/>
+          <w:rtl w:val="0"/>
+        </w:rPr>
+        <w:t xml:space="preserve">Dalla Riva, G. V., (2016).</w:t>
+      </w:r>
+      <w:r>
+        <w:rPr>
+          <w:color w:val="222222"/>
+          <w:sz w:val="20"/>
+          <w:szCs w:val="20"/>
+          <w:rtl w:val="0"/>
+        </w:rPr>
+        <w:t xml:space="preserve"> “Exploring the Evolutionary Signature of Food Webs’ Backbones Using Functional Traits.” Oikos 125 (4): 446–56. </w:t>
+      </w:r>
+      <w:hyperlink r:id="rId22">
+        <w:r>
+          <w:rPr>
+            <w:color w:val="1155cc"/>
+            <w:sz w:val="20"/>
+            <w:szCs w:val="20"/>
+            <w:u w:val="single"/>
+            <w:rtl w:val="0"/>
+          </w:rPr>
+          <w:t xml:space="preserve">https://doi.org/10.1111/oik.02305</w:t>
+        </w:r>
+      </w:hyperlink>
+      <w:r>
+        <w:rPr>
+          <w:color w:val="222222"/>
+          <w:sz w:val="20"/>
+          <w:szCs w:val="20"/>
+          <w:rtl w:val="0"/>
+        </w:rPr>
+        <w:t xml:space="preserve"> </w:t>
+      </w:r>
+    </w:p>
+    <w:p>
+      <w:pPr>
+        <w:numPr>
+          <w:ilvl w:val="0"/>
+          <w:numId w:val="4"/>
+        </w:numPr>
+        <w:shd w:fill="ffffff" w:val="clear"/>
+        <w:spacing w:after="0" w:afterAutospacing="0" w:before="0" w:beforeAutospacing="0" w:lineRule="auto"/>
+        <w:ind w:left="720" w:hanging="360"/>
+        <w:rPr>
+          <w:sz w:val="20"/>
+          <w:szCs w:val="20"/>
+        </w:rPr>
+      </w:pPr>
+      <w:r>
+        <w:rPr>
+          <w:b w:val="1"/>
+          <w:bCs w:val="1"/>
+          <w:color w:val="222222"/>
+          <w:sz w:val="20"/>
+          <w:szCs w:val="20"/>
+          <w:rtl w:val="0"/>
+        </w:rPr>
+        <w:t xml:space="preserve">Rohr, R.P., (2010).</w:t>
+      </w:r>
+      <w:r>
+        <w:rPr>
+          <w:color w:val="222222"/>
+          <w:sz w:val="20"/>
+          <w:szCs w:val="20"/>
+          <w:rtl w:val="0"/>
+        </w:rPr>
+        <w:t xml:space="preserve"> “Modeling Food Webs: Exploring Unexplained Structure Using Latent Traits.” The American Naturalist 176 (2): 170–77. </w:t>
+      </w:r>
+      <w:hyperlink r:id="rId23">
+        <w:r>
+          <w:rPr>
+            <w:color w:val="1155cc"/>
+            <w:sz w:val="20"/>
+            <w:szCs w:val="20"/>
+            <w:u w:val="single"/>
+            <w:rtl w:val="0"/>
+          </w:rPr>
+          <w:t xml:space="preserve">https://doi.org/10.1086/653667</w:t>
+        </w:r>
+      </w:hyperlink>
+      <w:r>
+        <w:rPr>
+          <w:color w:val="222222"/>
+          <w:sz w:val="20"/>
+          <w:szCs w:val="20"/>
+          <w:rtl w:val="0"/>
+        </w:rPr>
+        <w:t xml:space="preserve"> </w:t>
+      </w:r>
+    </w:p>
+    <w:p>
+      <w:pPr>
+        <w:numPr>
+          <w:ilvl w:val="0"/>
+          <w:numId w:val="4"/>
+        </w:numPr>
+        <w:shd w:fill="ffffff" w:val="clear"/>
+        <w:spacing w:after="0" w:afterAutospacing="0" w:before="0" w:beforeAutospacing="0" w:lineRule="auto"/>
+        <w:ind w:left="720" w:hanging="360"/>
+        <w:rPr>
+          <w:sz w:val="20"/>
+          <w:szCs w:val="20"/>
+        </w:rPr>
+      </w:pPr>
+      <w:r>
+        <w:rPr>
+          <w:b w:val="1"/>
+          <w:bCs w:val="1"/>
+          <w:color w:val="222222"/>
+          <w:sz w:val="20"/>
+          <w:szCs w:val="20"/>
+          <w:rtl w:val="0"/>
+        </w:rPr>
+        <w:t xml:space="preserve">Stouffer, D. B. (2019).</w:t>
+      </w:r>
+      <w:r>
+        <w:rPr>
+          <w:color w:val="222222"/>
+          <w:sz w:val="20"/>
+          <w:szCs w:val="20"/>
+          <w:rtl w:val="0"/>
+        </w:rPr>
+        <w:t xml:space="preserve"> "All Ecological Models Are Wrong, but Some Are Useful." </w:t>
+      </w:r>
+      <w:r>
+        <w:rPr>
+          <w:i w:val="1"/>
+          <w:iCs w:val="1"/>
+          <w:color w:val="222222"/>
+          <w:sz w:val="20"/>
+          <w:szCs w:val="20"/>
+          <w:rtl w:val="0"/>
+        </w:rPr>
+        <w:t xml:space="preserve">Journal of Animal Ecology</w:t>
+      </w:r>
+      <w:r>
+        <w:rPr>
+          <w:color w:val="222222"/>
+          <w:sz w:val="20"/>
+          <w:szCs w:val="20"/>
+          <w:rtl w:val="0"/>
+        </w:rPr>
+        <w:t xml:space="preserve"> 88 (2): 192–95. </w:t>
+      </w:r>
+      <w:hyperlink r:id="rId24">
+        <w:r>
+          <w:rPr>
+            <w:color w:val="1155cc"/>
+            <w:u w:val="single"/>
+            <w:rtl w:val="0"/>
+          </w:rPr>
+          <w:t xml:space="preserve">https://doi.org/10.1111/1365-2656.12949</w:t>
+        </w:r>
+      </w:hyperlink>
+      <w:r>
+        <w:rPr>
+          <w:rtl w:val="0"/>
+        </w:rPr>
+      </w:r>
+    </w:p>
+    <w:p>
+      <w:pPr>
+        <w:numPr>
+          <w:ilvl w:val="0"/>
+          <w:numId w:val="4"/>
+        </w:numPr>
+        <w:shd w:fill="ffffff" w:val="clear"/>
+        <w:spacing w:after="200" w:before="0" w:beforeAutospacing="0" w:lineRule="auto"/>
+        <w:ind w:left="720" w:hanging="360"/>
+        <w:rPr>
+          <w:sz w:val="20"/>
+          <w:szCs w:val="20"/>
+        </w:rPr>
+      </w:pPr>
+      <w:r>
+        <w:rPr>
+          <w:b w:val="1"/>
+          <w:bCs w:val="1"/>
+          <w:color w:val="222222"/>
+          <w:sz w:val="20"/>
+          <w:szCs w:val="20"/>
+          <w:rtl w:val="0"/>
+        </w:rPr>
+        <w:t xml:space="preserve">Williams, R. J., &amp; Martinez, N. D. (2000).</w:t>
+      </w:r>
+      <w:r>
+        <w:rPr>
+          <w:color w:val="222222"/>
+          <w:sz w:val="20"/>
+          <w:szCs w:val="20"/>
+          <w:rtl w:val="0"/>
+        </w:rPr>
+        <w:t xml:space="preserve"> "Simple Rules Yield Complex Food Webs." </w:t>
+      </w:r>
+      <w:r>
+        <w:rPr>
+          <w:i w:val="1"/>
+          <w:iCs w:val="1"/>
+          <w:color w:val="222222"/>
+          <w:sz w:val="20"/>
+          <w:szCs w:val="20"/>
+          <w:rtl w:val="0"/>
+        </w:rPr>
+        <w:t xml:space="preserve">Nature</w:t>
+      </w:r>
+      <w:r>
+        <w:rPr>
+          <w:color w:val="222222"/>
+          <w:sz w:val="20"/>
+          <w:szCs w:val="20"/>
+          <w:rtl w:val="0"/>
+        </w:rPr>
+        <w:t xml:space="preserve"> 404 (6774): 180–83. </w:t>
+      </w:r>
+      <w:hyperlink r:id="rId25">
+        <w:r>
+          <w:rPr>
+            <w:color w:val="1155cc"/>
+            <w:u w:val="single"/>
+            <w:rtl w:val="0"/>
+          </w:rPr>
+          <w:t xml:space="preserve">https://doi.org/10.1038/35004572</w:t>
+        </w:r>
+      </w:hyperlink>
+      <w:r>
+        <w:rPr>
+          <w:rtl w:val="0"/>
+        </w:rPr>
+      </w:r>
+    </w:p>
+    <w:p>
+      <w:pPr>
+        <w:shd w:fill="ffffff" w:val="clear"/>
+        <w:spacing w:after="40" w:lineRule="auto"/>
+        <w:rPr>
+          <w:b w:val="1"/>
+          <w:bCs w:val="1"/>
+          <w:color w:val="222222"/>
+          <w:sz w:val="24"/>
+          <w:szCs w:val="24"/>
+        </w:rPr>
+      </w:pPr>
+      <w:r>
+        <w:rPr>
+          <w:b w:val="1"/>
+          <w:bCs w:val="1"/>
+          <w:color w:val="222222"/>
+          <w:sz w:val="24"/>
+          <w:szCs w:val="24"/>
+          <w:rtl w:val="0"/>
+        </w:rPr>
+        <w:t xml:space="preserve">4. Energy Flows &amp; Metabolic Theory</w:t>
+      </w:r>
+    </w:p>
+    <w:p>
+      <w:pPr>
+        <w:numPr>
+          <w:ilvl w:val="0"/>
+          <w:numId w:val="6"/>
+        </w:numPr>
+        <w:shd w:fill="ffffff" w:val="clear"/>
+        <w:spacing w:after="0" w:afterAutospacing="0" w:before="200" w:lineRule="auto"/>
+        <w:ind w:left="720" w:hanging="360"/>
+        <w:rPr>
+          <w:sz w:val="20"/>
+          <w:szCs w:val="20"/>
+        </w:rPr>
+      </w:pPr>
+      <w:r>
+        <w:rPr>
+          <w:b w:val="1"/>
+          <w:bCs w:val="1"/>
+          <w:color w:val="222222"/>
+          <w:sz w:val="20"/>
+          <w:szCs w:val="20"/>
+          <w:rtl w:val="0"/>
+        </w:rPr>
+        <w:t xml:space="preserve">Brown, J. H., et al. (2004).</w:t>
+      </w:r>
+      <w:r>
+        <w:rPr>
+          <w:color w:val="222222"/>
+          <w:sz w:val="20"/>
+          <w:szCs w:val="20"/>
+          <w:rtl w:val="0"/>
+        </w:rPr>
+        <w:t xml:space="preserve"> "Toward a metabolic theory of ecology." </w:t>
+      </w:r>
+      <w:r>
+        <w:rPr>
+          <w:i w:val="1"/>
+          <w:iCs w:val="1"/>
+          <w:color w:val="222222"/>
+          <w:sz w:val="20"/>
+          <w:szCs w:val="20"/>
+          <w:rtl w:val="0"/>
+        </w:rPr>
+        <w:t xml:space="preserve">Ecology</w:t>
+      </w:r>
+      <w:r>
+        <w:rPr>
+          <w:color w:val="222222"/>
+          <w:sz w:val="20"/>
+          <w:szCs w:val="20"/>
+          <w:rtl w:val="0"/>
+        </w:rPr>
+        <w:t xml:space="preserve"> 85 (7): 1771–1789. </w:t>
+      </w:r>
+      <w:hyperlink r:id="rId26">
+        <w:r>
+          <w:rPr>
+            <w:color w:val="1155cc"/>
+            <w:sz w:val="20"/>
+            <w:szCs w:val="20"/>
+            <w:u w:val="single"/>
+            <w:rtl w:val="0"/>
+          </w:rPr>
+          <w:t xml:space="preserve">https://doi.org/10.1890/03-9000</w:t>
+        </w:r>
+      </w:hyperlink>
+      <w:r>
+        <w:rPr>
+          <w:color w:val="222222"/>
+          <w:sz w:val="20"/>
+          <w:szCs w:val="20"/>
+          <w:rtl w:val="0"/>
+        </w:rPr>
+        <w:t xml:space="preserve"> </w:t>
+      </w:r>
+    </w:p>
+    <w:p>
+      <w:pPr>
+        <w:numPr>
+          <w:ilvl w:val="0"/>
+          <w:numId w:val="6"/>
+        </w:numPr>
+        <w:shd w:fill="ffffff" w:val="clear"/>
+        <w:spacing w:after="0" w:afterAutospacing="0" w:before="0" w:beforeAutospacing="0" w:lineRule="auto"/>
+        <w:ind w:left="720" w:hanging="360"/>
+        <w:rPr>
+          <w:sz w:val="20"/>
+          <w:szCs w:val="20"/>
+        </w:rPr>
+      </w:pPr>
+      <w:r>
+        <w:rPr>
+          <w:b w:val="1"/>
+          <w:bCs w:val="1"/>
+          <w:color w:val="222222"/>
+          <w:sz w:val="20"/>
+          <w:szCs w:val="20"/>
+          <w:rtl w:val="0"/>
+        </w:rPr>
+        <w:t xml:space="preserve">Lindeman, R. L. (1942).</w:t>
+      </w:r>
+      <w:r>
+        <w:rPr>
+          <w:color w:val="222222"/>
+          <w:sz w:val="20"/>
+          <w:szCs w:val="20"/>
+          <w:rtl w:val="0"/>
+        </w:rPr>
+        <w:t xml:space="preserve"> "The Trophic-Dynamic Aspect of Ecology." </w:t>
+      </w:r>
+      <w:r>
+        <w:rPr>
+          <w:i w:val="1"/>
+          <w:iCs w:val="1"/>
+          <w:color w:val="222222"/>
+          <w:sz w:val="20"/>
+          <w:szCs w:val="20"/>
+          <w:rtl w:val="0"/>
+        </w:rPr>
+        <w:t xml:space="preserve">Ecology</w:t>
+      </w:r>
+      <w:r>
+        <w:rPr>
+          <w:color w:val="222222"/>
+          <w:sz w:val="20"/>
+          <w:szCs w:val="20"/>
+          <w:rtl w:val="0"/>
+        </w:rPr>
+        <w:t xml:space="preserve"> 23 (4): 399–417. </w:t>
+      </w:r>
+      <w:hyperlink r:id="rId27">
+        <w:r>
+          <w:rPr>
+            <w:color w:val="1155cc"/>
+            <w:sz w:val="20"/>
+            <w:szCs w:val="20"/>
+            <w:u w:val="single"/>
+            <w:rtl w:val="0"/>
+          </w:rPr>
+          <w:t xml:space="preserve">https://doi.org/10.2307/1930126</w:t>
+        </w:r>
+      </w:hyperlink>
+      <w:r>
+        <w:rPr>
+          <w:color w:val="222222"/>
+          <w:sz w:val="20"/>
+          <w:szCs w:val="20"/>
+          <w:rtl w:val="0"/>
+        </w:rPr>
+        <w:t xml:space="preserve"> </w:t>
+      </w:r>
+    </w:p>
+    <w:p>
+      <w:pPr>
+        <w:numPr>
+          <w:ilvl w:val="0"/>
+          <w:numId w:val="6"/>
+        </w:numPr>
+        <w:shd w:fill="ffffff" w:val="clear"/>
+        <w:spacing w:after="200" w:before="0" w:beforeAutospacing="0" w:lineRule="auto"/>
+        <w:ind w:left="720" w:hanging="360"/>
+        <w:rPr>
+          <w:sz w:val="20"/>
+          <w:szCs w:val="20"/>
+        </w:rPr>
+      </w:pPr>
+      <w:r>
+        <w:rPr>
+          <w:b w:val="1"/>
+          <w:bCs w:val="1"/>
+          <w:color w:val="222222"/>
+          <w:sz w:val="20"/>
+          <w:szCs w:val="20"/>
+          <w:rtl w:val="0"/>
+        </w:rPr>
+        <w:t xml:space="preserve">Valdovinos, F. S., et al. (2023).</w:t>
+      </w:r>
+      <w:r>
+        <w:rPr>
+          <w:color w:val="222222"/>
+          <w:sz w:val="20"/>
+          <w:szCs w:val="20"/>
+          <w:rtl w:val="0"/>
+        </w:rPr>
+        <w:t xml:space="preserve"> "A Bioenergetic Framework for Aboveground Terrestrial Food Webs." </w:t>
+      </w:r>
+      <w:r>
+        <w:rPr>
+          <w:i w:val="1"/>
+          <w:iCs w:val="1"/>
+          <w:color w:val="222222"/>
+          <w:sz w:val="20"/>
+          <w:szCs w:val="20"/>
+          <w:rtl w:val="0"/>
+        </w:rPr>
+        <w:t xml:space="preserve">Trends in Ecology &amp; Evolution</w:t>
+      </w:r>
+      <w:r>
+        <w:rPr>
+          <w:color w:val="222222"/>
+          <w:sz w:val="20"/>
+          <w:szCs w:val="20"/>
+          <w:rtl w:val="0"/>
+        </w:rPr>
+        <w:t xml:space="preserve"> 38 (3): 301–12. </w:t>
+      </w:r>
+      <w:hyperlink r:id="rId28">
+        <w:r>
+          <w:rPr>
+            <w:color w:val="1155cc"/>
+            <w:u w:val="single"/>
+            <w:rtl w:val="0"/>
+          </w:rPr>
+          <w:t xml:space="preserve">https://doi.org/10.1016/j.tree.2022.11.004</w:t>
+        </w:r>
+      </w:hyperlink>
+      <w:r>
+        <w:rPr>
+          <w:rtl w:val="0"/>
+        </w:rPr>
+      </w:r>
+    </w:p>
+    <w:p>
+      <w:pPr>
+        <w:shd w:fill="ffffff" w:val="clear"/>
+        <w:spacing w:after="40" w:lineRule="auto"/>
+        <w:rPr>
+          <w:b w:val="1"/>
+          <w:bCs w:val="1"/>
+          <w:color w:val="222222"/>
+          <w:sz w:val="24"/>
+          <w:szCs w:val="24"/>
+        </w:rPr>
+      </w:pPr>
+      <w:r>
+        <w:rPr>
+          <w:b w:val="1"/>
+          <w:bCs w:val="1"/>
+          <w:color w:val="222222"/>
+          <w:sz w:val="24"/>
+          <w:szCs w:val="24"/>
+          <w:rtl w:val="0"/>
+        </w:rPr>
+        <w:t xml:space="preserve">5. Stability, Dynamics, &amp; Global Change</w:t>
+      </w:r>
+    </w:p>
+    <w:p>
+      <w:pPr>
+        <w:numPr>
+          <w:ilvl w:val="0"/>
+          <w:numId w:val="5"/>
+        </w:numPr>
+        <w:shd w:fill="ffffff" w:val="clear"/>
+        <w:spacing w:after="0" w:afterAutospacing="0" w:before="200" w:lineRule="auto"/>
+        <w:ind w:left="720" w:hanging="360"/>
+        <w:rPr>
+          <w:sz w:val="20"/>
+          <w:szCs w:val="20"/>
+        </w:rPr>
+      </w:pPr>
+      <w:r>
+        <w:rPr>
+          <w:b w:val="1"/>
+          <w:bCs w:val="1"/>
+          <w:color w:val="222222"/>
+          <w:sz w:val="20"/>
+          <w:szCs w:val="20"/>
+          <w:rtl w:val="0"/>
+        </w:rPr>
+        <w:t xml:space="preserve">Allesina, S., &amp; Tang, S. (2012).</w:t>
+      </w:r>
+      <w:r>
+        <w:rPr>
+          <w:color w:val="222222"/>
+          <w:sz w:val="20"/>
+          <w:szCs w:val="20"/>
+          <w:rtl w:val="0"/>
+        </w:rPr>
+        <w:t xml:space="preserve"> "Stability criteria for complex ecosystems." </w:t>
+      </w:r>
+      <w:r>
+        <w:rPr>
+          <w:i w:val="1"/>
+          <w:iCs w:val="1"/>
+          <w:color w:val="222222"/>
+          <w:sz w:val="20"/>
+          <w:szCs w:val="20"/>
+          <w:rtl w:val="0"/>
+        </w:rPr>
+        <w:t xml:space="preserve">Nature</w:t>
+      </w:r>
+      <w:r>
+        <w:rPr>
+          <w:color w:val="222222"/>
+          <w:sz w:val="20"/>
+          <w:szCs w:val="20"/>
+          <w:rtl w:val="0"/>
+        </w:rPr>
+        <w:t xml:space="preserve"> 483 (7388): 205–208. </w:t>
+      </w:r>
+      <w:hyperlink r:id="rId29">
+        <w:r>
+          <w:rPr>
+            <w:rFonts w:ascii="Roboto" w:cs="Roboto" w:eastAsia="Roboto" w:hAnsi="Roboto"/>
+            <w:color w:val="1155cc"/>
+            <w:sz w:val="24"/>
+            <w:szCs w:val="24"/>
+            <w:highlight w:val="white"/>
+            <w:u w:val="single"/>
+            <w:rtl w:val="0"/>
+          </w:rPr>
+          <w:t xml:space="preserve">https://doi.org/10.1038/nature10832</w:t>
+        </w:r>
+      </w:hyperlink>
+      <w:r>
+        <w:rPr>
+          <w:rFonts w:ascii="Roboto" w:cs="Roboto" w:eastAsia="Roboto" w:hAnsi="Roboto"/>
+          <w:color w:val="222222"/>
+          <w:sz w:val="24"/>
+          <w:szCs w:val="24"/>
+          <w:highlight w:val="white"/>
+          <w:rtl w:val="0"/>
+        </w:rPr>
+        <w:t xml:space="preserve"> </w:t>
+      </w:r>
+      <w:r>
+        <w:rPr>
+          <w:rtl w:val="0"/>
+        </w:rPr>
+      </w:r>
+    </w:p>
+    <w:p>
+      <w:pPr>
+        <w:numPr>
+          <w:ilvl w:val="0"/>
+          <w:numId w:val="5"/>
+        </w:numPr>
+        <w:shd w:fill="ffffff" w:val="clear"/>
+        <w:spacing w:after="0" w:afterAutospacing="0" w:before="0" w:beforeAutospacing="0" w:lineRule="auto"/>
+        <w:ind w:left="720" w:hanging="360"/>
+        <w:rPr>
+          <w:sz w:val="20"/>
+          <w:szCs w:val="20"/>
+        </w:rPr>
+      </w:pPr>
+      <w:r>
+        <w:rPr>
+          <w:b w:val="1"/>
+          <w:bCs w:val="1"/>
+          <w:color w:val="222222"/>
+          <w:sz w:val="20"/>
+          <w:szCs w:val="20"/>
+          <w:rtl w:val="0"/>
+        </w:rPr>
+        <w:t xml:space="preserve">Kéfi, S., et al. (2012).</w:t>
+      </w:r>
+      <w:r>
+        <w:rPr>
+          <w:color w:val="222222"/>
+          <w:sz w:val="20"/>
+          <w:szCs w:val="20"/>
+          <w:rtl w:val="0"/>
+        </w:rPr>
+        <w:t xml:space="preserve"> "More Than a Meal… Integrating Non-Feeding Interactions into Food Webs." </w:t>
+      </w:r>
+      <w:r>
+        <w:rPr>
+          <w:i w:val="1"/>
+          <w:iCs w:val="1"/>
+          <w:color w:val="222222"/>
+          <w:sz w:val="20"/>
+          <w:szCs w:val="20"/>
           <w:rtl w:val="0"/>
         </w:rPr>
         <w:t xml:space="preserve">Ecology Letters</w:t>
       </w:r>
       <w:r>
         <w:rPr>
-          <w:color w:val="373a3c"/>
+          <w:color w:val="222222"/>
+          <w:sz w:val="20"/>
+          <w:szCs w:val="20"/>
           <w:rtl w:val="0"/>
         </w:rPr>
         <w:t xml:space="preserve"> 15 (4): 291–300. </w:t>
       </w:r>
-      <w:hyperlink r:id="rId9">
+      <w:hyperlink r:id="rId30">
         <w:r>
           <w:rPr>
             <w:color w:val="1155cc"/>
@@ -731,196 +2388,141 @@
       </w:hyperlink>
       <w:r>
         <w:rPr>
-          <w:color w:val="373a3c"/>
-          <w:rtl w:val="0"/>
-        </w:rPr>
-        <w:t xml:space="preserve">.</w:t>
-      </w:r>
-    </w:p>
-    <w:p>
-      <w:pPr>
-        <w:widowControl w:val="0"/>
-        <w:shd w:fill="ffffff" w:val="clear"/>
-        <w:spacing w:after="0" w:before="0" w:lineRule="auto"/>
-        <w:ind w:left="720" w:firstLine="0"/>
-        <w:rPr>
-          <w:color w:val="373a3c"/>
-        </w:rPr>
-      </w:pPr>
-      <w:r>
-        <w:rPr>
-          <w:rtl w:val="0"/>
-        </w:rPr>
-      </w:r>
-    </w:p>
-    <w:p>
-      <w:pPr>
-        <w:widowControl w:val="0"/>
+          <w:rtl w:val="0"/>
+        </w:rPr>
+      </w:r>
+    </w:p>
+    <w:p>
+      <w:pPr>
         <w:numPr>
           <w:ilvl w:val="0"/>
-          <w:numId w:val="2"/>
+          <w:numId w:val="5"/>
         </w:numPr>
         <w:shd w:fill="ffffff" w:val="clear"/>
-        <w:spacing w:after="0" w:before="0" w:lineRule="auto"/>
-        <w:ind w:left="940" w:hanging="360"/>
-        <w:rPr/>
-      </w:pPr>
-      <w:r>
-        <w:rPr>
-          <w:color w:val="373a3c"/>
-          <w:rtl w:val="0"/>
-        </w:rPr>
-        <w:t xml:space="preserve">Morales-Castilla, Ignacio, Miguel G. Matias, Dominique Gravel, and Miguel B. Araújo. 2015. “Inferring Biotic Interactions from Proxies.” </w:t>
+        <w:spacing w:after="0" w:afterAutospacing="0" w:before="0" w:beforeAutospacing="0" w:lineRule="auto"/>
+        <w:ind w:left="720" w:hanging="360"/>
+        <w:rPr>
+          <w:sz w:val="20"/>
+          <w:szCs w:val="20"/>
+        </w:rPr>
+      </w:pPr>
+      <w:r>
+        <w:rPr>
+          <w:b w:val="1"/>
+          <w:bCs w:val="1"/>
+          <w:color w:val="222222"/>
+          <w:sz w:val="20"/>
+          <w:szCs w:val="20"/>
+          <w:rtl w:val="0"/>
+        </w:rPr>
+        <w:t xml:space="preserve">McCann, K. S. (2000).</w:t>
+      </w:r>
+      <w:r>
+        <w:rPr>
+          <w:color w:val="222222"/>
+          <w:sz w:val="20"/>
+          <w:szCs w:val="20"/>
+          <w:rtl w:val="0"/>
+        </w:rPr>
+        <w:t xml:space="preserve"> "The diversity–stability debate." </w:t>
       </w:r>
       <w:r>
         <w:rPr>
           <w:i w:val="1"/>
-          <w:color w:val="373a3c"/>
-          <w:rtl w:val="0"/>
-        </w:rPr>
-        <w:t xml:space="preserve">Trends in Ecology &amp; Evolution</w:t>
-      </w:r>
-      <w:r>
-        <w:rPr>
-          <w:color w:val="373a3c"/>
-          <w:rtl w:val="0"/>
-        </w:rPr>
-        <w:t xml:space="preserve"> 30 (6): 347-56. </w:t>
-      </w:r>
-      <w:hyperlink r:id="rId10">
+          <w:iCs w:val="1"/>
+          <w:color w:val="222222"/>
+          <w:sz w:val="20"/>
+          <w:szCs w:val="20"/>
+          <w:rtl w:val="0"/>
+        </w:rPr>
+        <w:t xml:space="preserve">Nature</w:t>
+      </w:r>
+      <w:r>
+        <w:rPr>
+          <w:color w:val="222222"/>
+          <w:sz w:val="20"/>
+          <w:szCs w:val="20"/>
+          <w:rtl w:val="0"/>
+        </w:rPr>
+        <w:t xml:space="preserve"> 405 (6783): 228–233. </w:t>
+      </w:r>
+      <w:hyperlink r:id="rId31">
         <w:r>
           <w:rPr>
             <w:color w:val="1155cc"/>
+            <w:sz w:val="20"/>
+            <w:szCs w:val="20"/>
             <w:u w:val="single"/>
             <w:rtl w:val="0"/>
           </w:rPr>
-          <w:t xml:space="preserve">https://doi.org/10.1016/j.tree.2015.03.014</w:t>
+          <w:t xml:space="preserve">https://doi.org/10.1038/35012234</w:t>
         </w:r>
       </w:hyperlink>
       <w:r>
         <w:rPr>
-          <w:color w:val="373a3c"/>
-          <w:rtl w:val="0"/>
-        </w:rPr>
-        <w:t xml:space="preserve">.</w:t>
-      </w:r>
-    </w:p>
-    <w:p>
-      <w:pPr>
-        <w:widowControl w:val="0"/>
-        <w:shd w:fill="ffffff" w:val="clear"/>
-        <w:spacing w:after="0" w:before="0" w:lineRule="auto"/>
-        <w:ind w:left="720" w:firstLine="0"/>
-        <w:rPr>
-          <w:color w:val="373a3c"/>
-        </w:rPr>
-      </w:pPr>
-      <w:r>
-        <w:rPr>
-          <w:rtl w:val="0"/>
-        </w:rPr>
-      </w:r>
-    </w:p>
-    <w:p>
-      <w:pPr>
-        <w:widowControl w:val="0"/>
+          <w:color w:val="222222"/>
+          <w:sz w:val="20"/>
+          <w:szCs w:val="20"/>
+          <w:rtl w:val="0"/>
+        </w:rPr>
+        <w:t xml:space="preserve"> </w:t>
+      </w:r>
+    </w:p>
+    <w:p>
+      <w:pPr>
         <w:numPr>
           <w:ilvl w:val="0"/>
-          <w:numId w:val="2"/>
+          <w:numId w:val="5"/>
         </w:numPr>
         <w:shd w:fill="ffffff" w:val="clear"/>
-        <w:spacing w:after="0" w:before="0" w:lineRule="auto"/>
-        <w:ind w:left="940" w:hanging="360"/>
-        <w:rPr/>
-      </w:pPr>
-      <w:r>
-        <w:rPr>
-          <w:color w:val="373a3c"/>
-          <w:rtl w:val="0"/>
-        </w:rPr>
-        <w:t xml:space="preserve">Petchey, Owen L., Andrew P. Beckerman, Jens O. Riede, and Philip H. Warren. 2008. “Size, Foraging, and Food Web Structure.” </w:t>
+        <w:spacing w:after="0" w:afterAutospacing="0" w:before="0" w:beforeAutospacing="0" w:lineRule="auto"/>
+        <w:ind w:left="720" w:hanging="360"/>
+        <w:rPr>
+          <w:sz w:val="20"/>
+          <w:szCs w:val="20"/>
+        </w:rPr>
+      </w:pPr>
+      <w:r>
+        <w:rPr>
+          <w:b w:val="1"/>
+          <w:bCs w:val="1"/>
+          <w:color w:val="222222"/>
+          <w:sz w:val="20"/>
+          <w:szCs w:val="20"/>
+          <w:rtl w:val="0"/>
+        </w:rPr>
+        <w:t xml:space="preserve">Pilosof, S., et al. (2017).</w:t>
+      </w:r>
+      <w:r>
+        <w:rPr>
+          <w:color w:val="222222"/>
+          <w:sz w:val="20"/>
+          <w:szCs w:val="20"/>
+          <w:rtl w:val="0"/>
+        </w:rPr>
+        <w:t xml:space="preserve"> "The Multilayer Nature of Ecological Networks." </w:t>
       </w:r>
       <w:r>
         <w:rPr>
           <w:i w:val="1"/>
-          <w:color w:val="373a3c"/>
-          <w:rtl w:val="0"/>
-        </w:rPr>
-        <w:t xml:space="preserve">Proceedings of the National Academy of Sciences</w:t>
-      </w:r>
-      <w:r>
-        <w:rPr>
-          <w:color w:val="373a3c"/>
-          <w:rtl w:val="0"/>
-        </w:rPr>
-        <w:t xml:space="preserve"> 105 (11): 4191–96. </w:t>
-      </w:r>
-      <w:hyperlink r:id="rId11">
-        <w:r>
-          <w:rPr>
-            <w:color w:val="1155cc"/>
-            <w:u w:val="single"/>
-            <w:rtl w:val="0"/>
-          </w:rPr>
-          <w:t xml:space="preserve">https://doi.org/10.1073/pnas.0710672105</w:t>
-        </w:r>
-      </w:hyperlink>
-      <w:r>
-        <w:rPr>
-          <w:color w:val="373a3c"/>
-          <w:rtl w:val="0"/>
-        </w:rPr>
-        <w:t xml:space="preserve">.</w:t>
-      </w:r>
-    </w:p>
-    <w:p>
-      <w:pPr>
-        <w:widowControl w:val="0"/>
-        <w:shd w:fill="ffffff" w:val="clear"/>
-        <w:ind w:left="720" w:firstLine="0"/>
-        <w:rPr>
-          <w:color w:val="373a3c"/>
-        </w:rPr>
-      </w:pPr>
-      <w:r>
-        <w:rPr>
-          <w:rtl w:val="0"/>
-        </w:rPr>
-      </w:r>
-    </w:p>
-    <w:p>
-      <w:pPr>
-        <w:widowControl w:val="0"/>
-        <w:numPr>
-          <w:ilvl w:val="0"/>
-          <w:numId w:val="2"/>
-        </w:numPr>
-        <w:shd w:fill="ffffff" w:val="clear"/>
-        <w:ind w:left="900" w:hanging="360"/>
-      </w:pPr>
-      <w:r>
-        <w:rPr>
-          <w:color w:val="373a3c"/>
-          <w:rtl w:val="0"/>
-        </w:rPr>
-        <w:t xml:space="preserve">Pilosof, Shai, Mason A. Porter, Mercedes Pascual, and Sonia Kéfi. 2017. “The Multilayer Nature of Ecological Networks.” </w:t>
-      </w:r>
-      <w:r>
-        <w:rPr>
-          <w:i w:val="1"/>
-          <w:color w:val="373a3c"/>
+          <w:iCs w:val="1"/>
+          <w:color w:val="222222"/>
+          <w:sz w:val="20"/>
+          <w:szCs w:val="20"/>
           <w:rtl w:val="0"/>
         </w:rPr>
         <w:t xml:space="preserve">Nature Ecology &amp; Evolution</w:t>
       </w:r>
       <w:r>
         <w:rPr>
-          <w:color w:val="373a3c"/>
+          <w:color w:val="222222"/>
+          <w:sz w:val="20"/>
+          <w:szCs w:val="20"/>
           <w:rtl w:val="0"/>
         </w:rPr>
         <w:t xml:space="preserve"> 1 (4): 101. </w:t>
       </w:r>
-      <w:hyperlink r:id="rId12">
+      <w:hyperlink r:id="rId32">
         <w:r>
           <w:rPr>
             <w:color w:val="1155cc"/>
@@ -932,63 +2534,65 @@
       </w:hyperlink>
       <w:r>
         <w:rPr>
-          <w:color w:val="373a3c"/>
-          <w:rtl w:val="0"/>
-        </w:rPr>
-        <w:t xml:space="preserve">.</w:t>
-      </w:r>
-    </w:p>
-    <w:p>
-      <w:pPr>
-        <w:widowControl w:val="0"/>
-        <w:shd w:fill="ffffff" w:val="clear"/>
-        <w:ind w:left="720" w:firstLine="0"/>
-        <w:rPr>
-          <w:color w:val="373a3c"/>
-        </w:rPr>
-      </w:pPr>
-      <w:r>
-        <w:rPr>
-          <w:rtl w:val="0"/>
-        </w:rPr>
-      </w:r>
-    </w:p>
-    <w:p>
-      <w:pPr>
-        <w:widowControl w:val="0"/>
+          <w:rtl w:val="0"/>
+        </w:rPr>
+      </w:r>
+    </w:p>
+    <w:p>
+      <w:pPr>
         <w:numPr>
           <w:ilvl w:val="0"/>
-          <w:numId w:val="4"/>
+          <w:numId w:val="5"/>
         </w:numPr>
         <w:shd w:fill="ffffff" w:val="clear"/>
-        <w:ind w:left="900" w:hanging="360"/>
-        <w:rPr>
-          <w:u w:val="none"/>
-        </w:rPr>
-      </w:pPr>
-      <w:r>
-        <w:rPr>
-          <w:color w:val="373a3c"/>
-          <w:rtl w:val="0"/>
-        </w:rPr>
-        <w:t xml:space="preserve">Poisot, Timothée, Daniel B. Stouffer, and Dominique Gravel. 2015. “Beyond Species: Why Ecological Interaction Networks Vary Through Space and Time.” </w:t>
+        <w:spacing w:after="0" w:afterAutospacing="0" w:before="0" w:beforeAutospacing="0" w:lineRule="auto"/>
+        <w:ind w:left="720" w:hanging="360"/>
+        <w:rPr>
+          <w:sz w:val="20"/>
+          <w:szCs w:val="20"/>
+        </w:rPr>
+      </w:pPr>
+      <w:r>
+        <w:rPr>
+          <w:b w:val="1"/>
+          <w:bCs w:val="1"/>
+          <w:color w:val="222222"/>
+          <w:sz w:val="20"/>
+          <w:szCs w:val="20"/>
+          <w:rtl w:val="0"/>
+        </w:rPr>
+        <w:t xml:space="preserve">Poisot, T., Stouffer, D. B., &amp; Gravel, D. (2015).</w:t>
+      </w:r>
+      <w:r>
+        <w:rPr>
+          <w:color w:val="222222"/>
+          <w:sz w:val="20"/>
+          <w:szCs w:val="20"/>
+          <w:rtl w:val="0"/>
+        </w:rPr>
+        <w:t xml:space="preserve"> "Beyond Species: Why Ecological Interaction Networks Vary Through Space and Time." </w:t>
       </w:r>
       <w:r>
         <w:rPr>
           <w:i w:val="1"/>
-          <w:color w:val="373a3c"/>
+          <w:iCs w:val="1"/>
+          <w:color w:val="222222"/>
+          <w:sz w:val="20"/>
+          <w:szCs w:val="20"/>
           <w:rtl w:val="0"/>
         </w:rPr>
         <w:t xml:space="preserve">Oikos</w:t>
       </w:r>
       <w:r>
         <w:rPr>
-          <w:color w:val="373a3c"/>
+          <w:color w:val="222222"/>
+          <w:sz w:val="20"/>
+          <w:szCs w:val="20"/>
           <w:rtl w:val="0"/>
         </w:rPr>
         <w:t xml:space="preserve"> 124 (3): 243–51. </w:t>
       </w:r>
-      <w:hyperlink r:id="rId13">
+      <w:hyperlink r:id="rId33">
         <w:r>
           <w:rPr>
             <w:color w:val="1155cc"/>
@@ -1000,538 +2604,141 @@
       </w:hyperlink>
       <w:r>
         <w:rPr>
-          <w:color w:val="373a3c"/>
-          <w:rtl w:val="0"/>
-        </w:rPr>
-        <w:t xml:space="preserve">.</w:t>
-      </w:r>
-    </w:p>
-    <w:p>
-      <w:pPr>
-        <w:widowControl w:val="0"/>
-        <w:shd w:fill="ffffff" w:val="clear"/>
-        <w:ind w:left="720" w:firstLine="0"/>
-        <w:rPr>
-          <w:color w:val="373a3c"/>
-        </w:rPr>
-      </w:pPr>
-      <w:r>
-        <w:rPr>
-          <w:rtl w:val="0"/>
-        </w:rPr>
-      </w:r>
-    </w:p>
-    <w:p>
-      <w:pPr>
-        <w:widowControl w:val="0"/>
+          <w:rtl w:val="0"/>
+        </w:rPr>
+      </w:r>
+    </w:p>
+    <w:p>
+      <w:pPr>
         <w:numPr>
           <w:ilvl w:val="0"/>
-          <w:numId w:val="2"/>
+          <w:numId w:val="5"/>
         </w:numPr>
         <w:shd w:fill="ffffff" w:val="clear"/>
-        <w:spacing w:after="0" w:before="0" w:lineRule="auto"/>
-        <w:ind w:left="940" w:hanging="360"/>
-        <w:rPr/>
-      </w:pPr>
-      <w:r>
-        <w:rPr>
-          <w:color w:val="373a3c"/>
-          <w:rtl w:val="0"/>
-        </w:rPr>
-        <w:t xml:space="preserve">Poisot, Timothée, Daniel B. Stouffer, and Sonia Kéfi. 2016. “Describe, Understand and Predict: Why Do We Need Networks in Ecology?” </w:t>
+        <w:spacing w:after="0" w:afterAutospacing="0" w:before="0" w:beforeAutospacing="0" w:lineRule="auto"/>
+        <w:ind w:left="720" w:hanging="360"/>
+        <w:rPr>
+          <w:sz w:val="20"/>
+          <w:szCs w:val="20"/>
+        </w:rPr>
+      </w:pPr>
+      <w:r>
+        <w:rPr>
+          <w:b w:val="1"/>
+          <w:bCs w:val="1"/>
+          <w:color w:val="222222"/>
+          <w:sz w:val="20"/>
+          <w:szCs w:val="20"/>
+          <w:rtl w:val="0"/>
+        </w:rPr>
+        <w:t xml:space="preserve">Rooney, N., &amp; McCann, K. S. (2012).</w:t>
+      </w:r>
+      <w:r>
+        <w:rPr>
+          <w:color w:val="222222"/>
+          <w:sz w:val="20"/>
+          <w:szCs w:val="20"/>
+          <w:rtl w:val="0"/>
+        </w:rPr>
+        <w:t xml:space="preserve"> "Integrating food web diversity, structure and stability." </w:t>
       </w:r>
       <w:r>
         <w:rPr>
           <w:i w:val="1"/>
-          <w:color w:val="373a3c"/>
-          <w:rtl w:val="0"/>
-        </w:rPr>
-        <w:t xml:space="preserve">Functional Ecology</w:t>
-      </w:r>
-      <w:r>
-        <w:rPr>
-          <w:color w:val="373a3c"/>
-          <w:rtl w:val="0"/>
-        </w:rPr>
-        <w:t xml:space="preserve"> 30 (12): 1878–82. </w:t>
-      </w:r>
-      <w:hyperlink r:id="rId14">
+          <w:iCs w:val="1"/>
+          <w:color w:val="222222"/>
+          <w:sz w:val="20"/>
+          <w:szCs w:val="20"/>
+          <w:rtl w:val="0"/>
+        </w:rPr>
+        <w:t xml:space="preserve">Trends in Ecology &amp; Evolution</w:t>
+      </w:r>
+      <w:r>
+        <w:rPr>
+          <w:color w:val="222222"/>
+          <w:sz w:val="20"/>
+          <w:szCs w:val="20"/>
+          <w:rtl w:val="0"/>
+        </w:rPr>
+        <w:t xml:space="preserve"> 27 (1): 40–46. </w:t>
+      </w:r>
+      <w:hyperlink r:id="rId34">
         <w:r>
           <w:rPr>
             <w:color w:val="1155cc"/>
+            <w:sz w:val="20"/>
+            <w:szCs w:val="20"/>
             <w:u w:val="single"/>
             <w:rtl w:val="0"/>
           </w:rPr>
-          <w:t xml:space="preserve">https://www.jstor.org/stable/48582345</w:t>
+          <w:t xml:space="preserve">https://doi.org/10.1016/j.tree.2011.09.001</w:t>
         </w:r>
       </w:hyperlink>
       <w:r>
         <w:rPr>
-          <w:color w:val="373a3c"/>
-          <w:rtl w:val="0"/>
-        </w:rPr>
-        <w:t xml:space="preserve">.</w:t>
-      </w:r>
-    </w:p>
-    <w:p>
-      <w:pPr>
-        <w:widowControl w:val="0"/>
-        <w:shd w:fill="ffffff" w:val="clear"/>
-        <w:ind w:left="720" w:firstLine="0"/>
-        <w:rPr>
-          <w:color w:val="373a3c"/>
-        </w:rPr>
-      </w:pPr>
-      <w:r>
-        <w:rPr>
-          <w:rtl w:val="0"/>
-        </w:rPr>
-      </w:r>
-    </w:p>
-    <w:p>
-      <w:pPr>
-        <w:widowControl w:val="0"/>
+          <w:color w:val="222222"/>
+          <w:sz w:val="20"/>
+          <w:szCs w:val="20"/>
+          <w:rtl w:val="0"/>
+        </w:rPr>
+        <w:t xml:space="preserve"> </w:t>
+      </w:r>
+    </w:p>
+    <w:p>
+      <w:pPr>
         <w:numPr>
           <w:ilvl w:val="0"/>
-          <w:numId w:val="2"/>
+          <w:numId w:val="5"/>
         </w:numPr>
         <w:shd w:fill="ffffff" w:val="clear"/>
-        <w:ind w:left="900" w:hanging="360"/>
-      </w:pPr>
-      <w:r>
-        <w:rPr>
-          <w:color w:val="373a3c"/>
-          <w:rtl w:val="0"/>
-        </w:rPr>
-        <w:t xml:space="preserve">Pringle, Robert M., and Matthew C. Hutchinson. 2020. “Resolving Food-Web Structure.” </w:t>
+        <w:spacing w:after="200" w:before="0" w:beforeAutospacing="0" w:lineRule="auto"/>
+        <w:ind w:left="720" w:hanging="360"/>
+        <w:rPr>
+          <w:sz w:val="20"/>
+          <w:szCs w:val="20"/>
+        </w:rPr>
+      </w:pPr>
+      <w:r>
+        <w:rPr>
+          <w:b w:val="1"/>
+          <w:bCs w:val="1"/>
+          <w:color w:val="222222"/>
+          <w:sz w:val="20"/>
+          <w:szCs w:val="20"/>
+          <w:rtl w:val="0"/>
+        </w:rPr>
+        <w:t xml:space="preserve">Yeakel, J. D., et al. (2014).</w:t>
+      </w:r>
+      <w:r>
+        <w:rPr>
+          <w:color w:val="222222"/>
+          <w:sz w:val="20"/>
+          <w:szCs w:val="20"/>
+          <w:rtl w:val="0"/>
+        </w:rPr>
+        <w:t xml:space="preserve"> "Collapse of an Ecological Network in Ancient Egypt." </w:t>
       </w:r>
       <w:r>
         <w:rPr>
           <w:i w:val="1"/>
-          <w:color w:val="373a3c"/>
-          <w:rtl w:val="0"/>
-        </w:rPr>
-        <w:t xml:space="preserve">Annual Review of Ecology, Evolution and Systematics</w:t>
-      </w:r>
-      <w:r>
-        <w:rPr>
-          <w:color w:val="373a3c"/>
-          <w:rtl w:val="0"/>
-        </w:rPr>
-        <w:t xml:space="preserve"> 51 (Volume 51, 2020): 55–80. </w:t>
-      </w:r>
-      <w:hyperlink r:id="rId15">
-        <w:r>
-          <w:rPr>
-            <w:color w:val="1155cc"/>
-            <w:u w:val="single"/>
-            <w:rtl w:val="0"/>
-          </w:rPr>
-          <w:t xml:space="preserve">https://doi.org/10.1146/annurev-ecolsys-110218-024908</w:t>
-        </w:r>
-      </w:hyperlink>
-      <w:r>
-        <w:rPr>
-          <w:color w:val="373a3c"/>
-          <w:rtl w:val="0"/>
-        </w:rPr>
-        <w:t xml:space="preserve">.</w:t>
-      </w:r>
-    </w:p>
-    <w:p>
-      <w:pPr>
-        <w:widowControl w:val="0"/>
-        <w:shd w:fill="ffffff" w:val="clear"/>
-        <w:spacing w:after="0" w:before="0" w:lineRule="auto"/>
-        <w:ind w:left="720" w:firstLine="0"/>
-        <w:rPr>
-          <w:color w:val="373a3c"/>
-        </w:rPr>
-      </w:pPr>
-      <w:r>
-        <w:rPr>
-          <w:rtl w:val="0"/>
-        </w:rPr>
-      </w:r>
-    </w:p>
-    <w:p>
-      <w:pPr>
-        <w:widowControl w:val="0"/>
-        <w:numPr>
-          <w:ilvl w:val="0"/>
-          <w:numId w:val="2"/>
-        </w:numPr>
-        <w:shd w:fill="ffffff" w:val="clear"/>
-        <w:spacing w:after="0" w:before="0" w:lineRule="auto"/>
-        <w:ind w:left="940" w:hanging="360"/>
-        <w:rPr/>
-      </w:pPr>
-      <w:r>
-        <w:rPr>
-          <w:color w:val="373a3c"/>
-          <w:rtl w:val="0"/>
-        </w:rPr>
-        <w:t xml:space="preserve">Proulx, Stephen R., Daniel E. L. Promislow, and Patrick C. Phillips. 2005. “Network Thinking in Ecology and Evolution.” </w:t>
-      </w:r>
-      <w:r>
-        <w:rPr>
-          <w:i w:val="1"/>
-          <w:color w:val="373a3c"/>
-          <w:rtl w:val="0"/>
-        </w:rPr>
-        <w:t xml:space="preserve">Trends in Ecology &amp; Evolution</w:t>
-      </w:r>
-      <w:r>
-        <w:rPr>
-          <w:color w:val="373a3c"/>
-          <w:rtl w:val="0"/>
-        </w:rPr>
-        <w:t xml:space="preserve"> 20 (6): 345–53. </w:t>
-      </w:r>
-      <w:hyperlink r:id="rId16">
-        <w:r>
-          <w:rPr>
-            <w:color w:val="1155cc"/>
-            <w:u w:val="single"/>
-            <w:rtl w:val="0"/>
-          </w:rPr>
-          <w:t xml:space="preserve">https://doi.org/10.1016/j.tree.2005.04.004</w:t>
-        </w:r>
-      </w:hyperlink>
-      <w:r>
-        <w:rPr>
-          <w:color w:val="373a3c"/>
-          <w:rtl w:val="0"/>
-        </w:rPr>
-        <w:t xml:space="preserve">.</w:t>
-      </w:r>
-    </w:p>
-    <w:p>
-      <w:pPr>
-        <w:widowControl w:val="0"/>
-        <w:shd w:fill="ffffff" w:val="clear"/>
-        <w:spacing w:after="0" w:before="0" w:lineRule="auto"/>
-        <w:ind w:left="720" w:firstLine="0"/>
-        <w:rPr>
-          <w:color w:val="373a3c"/>
-        </w:rPr>
-      </w:pPr>
-      <w:r>
-        <w:rPr>
-          <w:rtl w:val="0"/>
-        </w:rPr>
-      </w:r>
-    </w:p>
-    <w:p>
-      <w:pPr>
-        <w:widowControl w:val="0"/>
-        <w:numPr>
-          <w:ilvl w:val="0"/>
-          <w:numId w:val="2"/>
-        </w:numPr>
-        <w:shd w:fill="ffffff" w:val="clear"/>
-        <w:spacing w:after="0" w:before="0" w:lineRule="auto"/>
-        <w:ind w:left="940" w:hanging="360"/>
-        <w:rPr/>
-      </w:pPr>
-      <w:r>
-        <w:rPr>
-          <w:color w:val="373a3c"/>
-          <w:rtl w:val="0"/>
-        </w:rPr>
-        <w:t xml:space="preserve">Stouffer, Daniel B. 2019. “All Ecological Models Are Wrong, but Some Are Useful.”</w:t>
-      </w:r>
-      <w:r>
-        <w:rPr>
-          <w:i w:val="1"/>
-          <w:color w:val="373a3c"/>
-          <w:rtl w:val="0"/>
-        </w:rPr>
-        <w:t xml:space="preserve">Journal of Animal Ecology</w:t>
-      </w:r>
-      <w:r>
-        <w:rPr>
-          <w:color w:val="373a3c"/>
-          <w:rtl w:val="0"/>
-        </w:rPr>
-        <w:t xml:space="preserve"> 88 (2): 192–95. </w:t>
-      </w:r>
-      <w:hyperlink r:id="rId17">
-        <w:r>
-          <w:rPr>
-            <w:color w:val="1155cc"/>
-            <w:u w:val="single"/>
-            <w:rtl w:val="0"/>
-          </w:rPr>
-          <w:t xml:space="preserve">https://doi.org/10.1111/1365-2656.12949</w:t>
-        </w:r>
-      </w:hyperlink>
-      <w:r>
-        <w:rPr>
-          <w:color w:val="373a3c"/>
-          <w:rtl w:val="0"/>
-        </w:rPr>
-        <w:t xml:space="preserve">.</w:t>
-      </w:r>
-    </w:p>
-    <w:p>
-      <w:pPr>
-        <w:widowControl w:val="0"/>
-        <w:shd w:fill="ffffff" w:val="clear"/>
-        <w:spacing w:after="0" w:before="0" w:lineRule="auto"/>
-        <w:ind w:left="720" w:firstLine="0"/>
-        <w:rPr>
-          <w:color w:val="373a3c"/>
-        </w:rPr>
-      </w:pPr>
-      <w:r>
-        <w:rPr>
-          <w:rtl w:val="0"/>
-        </w:rPr>
-      </w:r>
-    </w:p>
-    <w:p>
-      <w:pPr>
-        <w:widowControl w:val="0"/>
-        <w:numPr>
-          <w:ilvl w:val="0"/>
-          <w:numId w:val="2"/>
-        </w:numPr>
-        <w:shd w:fill="ffffff" w:val="clear"/>
-        <w:spacing w:after="0" w:before="0" w:lineRule="auto"/>
-        <w:ind w:left="940" w:hanging="360"/>
-        <w:rPr/>
-      </w:pPr>
-      <w:r>
-        <w:rPr>
-          <w:color w:val="373a3c"/>
-          <w:rtl w:val="0"/>
-        </w:rPr>
-        <w:t xml:space="preserve">Strydom, Tanya, Michael D. Catchen, Francis Banville, Dominique Caron, Gabriel Dansereau, Philippe Desjardins-Proulx, Norma R. Forero-Muñoz, et al. 2021. “A Roadmap Towards Predicting Species Interaction Networks (Across Space and Time).” </w:t>
-      </w:r>
-      <w:r>
-        <w:rPr>
-          <w:i w:val="1"/>
-          <w:color w:val="373a3c"/>
-          <w:rtl w:val="0"/>
-        </w:rPr>
-        <w:t xml:space="preserve">Philosophical Transactions of the Royal Society B: Biological Sciences</w:t>
-      </w:r>
-      <w:r>
-        <w:rPr>
-          <w:color w:val="373a3c"/>
-          <w:rtl w:val="0"/>
-        </w:rPr>
-        <w:t xml:space="preserve"> 376 (1837): 20210063. </w:t>
-      </w:r>
-      <w:hyperlink r:id="rId18">
-        <w:r>
-          <w:rPr>
-            <w:color w:val="1155cc"/>
-            <w:u w:val="single"/>
-            <w:rtl w:val="0"/>
-          </w:rPr>
-          <w:t xml:space="preserve">https://doi.org/10.1098/rstb.2021.0063</w:t>
-        </w:r>
-      </w:hyperlink>
-      <w:r>
-        <w:rPr>
-          <w:color w:val="373a3c"/>
-          <w:rtl w:val="0"/>
-        </w:rPr>
-        <w:t xml:space="preserve">.</w:t>
-      </w:r>
-    </w:p>
-    <w:p>
-      <w:pPr>
-        <w:widowControl w:val="0"/>
-        <w:shd w:fill="ffffff" w:val="clear"/>
-        <w:spacing w:after="0" w:before="0" w:lineRule="auto"/>
-        <w:ind w:left="720" w:firstLine="0"/>
-        <w:rPr>
-          <w:color w:val="373a3c"/>
-        </w:rPr>
-      </w:pPr>
-      <w:r>
-        <w:rPr>
-          <w:rtl w:val="0"/>
-        </w:rPr>
-      </w:r>
-    </w:p>
-    <w:p>
-      <w:pPr>
-        <w:widowControl w:val="0"/>
-        <w:numPr>
-          <w:ilvl w:val="0"/>
-          <w:numId w:val="2"/>
-        </w:numPr>
-        <w:shd w:fill="ffffff" w:val="clear"/>
-        <w:spacing w:after="0" w:before="0" w:lineRule="auto"/>
-        <w:ind w:left="940" w:hanging="360"/>
-        <w:rPr/>
-      </w:pPr>
-      <w:r>
-        <w:rPr>
-          <w:color w:val="373a3c"/>
-          <w:rtl w:val="0"/>
-        </w:rPr>
-        <w:t xml:space="preserve">Valdovinos, Fernanda S., Kayla R. S. Hale, Sabine Dritz, Paul R. Glaum, Kevin S. McCann, Sophia M. Simon, Elisa Thébault, William C. Wetzel, Kate L. Wootton, and Justin D. Yeakel. 2023. “A Bioenergetic Framework for Aboveground Terrestrial Food Webs.” </w:t>
-      </w:r>
-      <w:r>
-        <w:rPr>
-          <w:i w:val="1"/>
-          <w:color w:val="373a3c"/>
-          <w:rtl w:val="0"/>
-        </w:rPr>
-        <w:t xml:space="preserve">Trends in Ecology &amp; Evolution </w:t>
-      </w:r>
-      <w:r>
-        <w:rPr>
-          <w:color w:val="373a3c"/>
-          <w:rtl w:val="0"/>
-        </w:rPr>
-        <w:t xml:space="preserve">38 (3): 301–12. </w:t>
-      </w:r>
-      <w:hyperlink r:id="rId19">
-        <w:r>
-          <w:rPr>
-            <w:color w:val="1155cc"/>
-            <w:u w:val="single"/>
-            <w:rtl w:val="0"/>
-          </w:rPr>
-          <w:t xml:space="preserve">https://doi.org/10.1016/j.tree.2022.11.004</w:t>
-        </w:r>
-      </w:hyperlink>
-      <w:r>
-        <w:rPr>
-          <w:color w:val="373a3c"/>
-          <w:rtl w:val="0"/>
-        </w:rPr>
-        <w:t xml:space="preserve">.</w:t>
-      </w:r>
-    </w:p>
-    <w:p>
-      <w:pPr>
-        <w:widowControl w:val="0"/>
-        <w:shd w:fill="ffffff" w:val="clear"/>
-        <w:spacing w:after="0" w:before="0" w:lineRule="auto"/>
-        <w:ind w:left="720" w:firstLine="0"/>
-        <w:rPr>
-          <w:color w:val="373a3c"/>
-        </w:rPr>
-      </w:pPr>
-      <w:r>
-        <w:rPr>
-          <w:rtl w:val="0"/>
-        </w:rPr>
-      </w:r>
-    </w:p>
-    <w:p>
-      <w:pPr>
-        <w:widowControl w:val="0"/>
-        <w:numPr>
-          <w:ilvl w:val="0"/>
-          <w:numId w:val="2"/>
-        </w:numPr>
-        <w:shd w:fill="ffffff" w:val="clear"/>
-        <w:spacing w:after="0" w:before="0" w:lineRule="auto"/>
-        <w:ind w:left="940" w:hanging="360"/>
-        <w:rPr/>
-      </w:pPr>
-      <w:r>
-        <w:rPr>
-          <w:color w:val="373a3c"/>
-          <w:rtl w:val="0"/>
-        </w:rPr>
-        <w:t xml:space="preserve">Williams, Richard J., and Neo D. Martinez. 2000. “Simple Rules Yield Complex Food Webs.” </w:t>
-      </w:r>
-      <w:r>
-        <w:rPr>
-          <w:i w:val="1"/>
-          <w:color w:val="373a3c"/>
-          <w:rtl w:val="0"/>
-        </w:rPr>
-        <w:t xml:space="preserve">Nature</w:t>
-      </w:r>
-      <w:r>
-        <w:rPr>
-          <w:color w:val="373a3c"/>
-          <w:rtl w:val="0"/>
-        </w:rPr>
-        <w:t xml:space="preserve"> 404 (6774): 180–83. </w:t>
-      </w:r>
-      <w:hyperlink r:id="rId20">
-        <w:r>
-          <w:rPr>
-            <w:color w:val="1155cc"/>
-            <w:u w:val="single"/>
-            <w:rtl w:val="0"/>
-          </w:rPr>
-          <w:t xml:space="preserve">https://doi.org/10.1038/35004572</w:t>
-        </w:r>
-      </w:hyperlink>
-      <w:r>
-        <w:rPr>
-          <w:color w:val="373a3c"/>
-          <w:rtl w:val="0"/>
-        </w:rPr>
-        <w:t xml:space="preserve">.</w:t>
-      </w:r>
-    </w:p>
-    <w:p>
-      <w:pPr>
-        <w:widowControl w:val="0"/>
-        <w:shd w:fill="ffffff" w:val="clear"/>
-        <w:spacing w:after="0" w:before="0" w:lineRule="auto"/>
-        <w:ind w:left="720" w:firstLine="0"/>
-        <w:rPr>
-          <w:color w:val="373a3c"/>
-        </w:rPr>
-      </w:pPr>
-      <w:r>
-        <w:rPr>
-          <w:rtl w:val="0"/>
-        </w:rPr>
-      </w:r>
-    </w:p>
-    <w:p>
-      <w:pPr>
-        <w:widowControl w:val="0"/>
-        <w:numPr>
-          <w:ilvl w:val="0"/>
-          <w:numId w:val="2"/>
-        </w:numPr>
-        <w:shd w:fill="ffffff" w:val="clear"/>
-        <w:spacing w:after="0" w:before="0" w:lineRule="auto"/>
-        <w:ind w:left="940" w:hanging="360"/>
-        <w:rPr/>
-      </w:pPr>
-      <w:r>
-        <w:rPr>
-          <w:rFonts w:ascii="Roboto" w:cs="Roboto" w:eastAsia="Roboto" w:hAnsi="Roboto"/>
-          <w:color w:val="373a3c"/>
-          <w:rtl w:val="0"/>
-        </w:rPr>
-        <w:t xml:space="preserve">Yeakel, Justin D., Mathias M. Pires, Lars Rudolf, Nathaniel J. Dominy, Paul L. Koch, Paulo R. Guimarães, and Thilo Gross. 2014. “Collapse of an Ecological Network in Ancient Egypt.” </w:t>
-      </w:r>
-      <w:r>
-        <w:rPr>
-          <w:rFonts w:ascii="Roboto" w:cs="Roboto" w:eastAsia="Roboto" w:hAnsi="Roboto"/>
-          <w:i w:val="1"/>
-          <w:color w:val="373a3c"/>
+          <w:iCs w:val="1"/>
+          <w:color w:val="222222"/>
+          <w:sz w:val="20"/>
+          <w:szCs w:val="20"/>
           <w:rtl w:val="0"/>
         </w:rPr>
         <w:t xml:space="preserve">PNAS</w:t>
       </w:r>
       <w:r>
         <w:rPr>
-          <w:rFonts w:ascii="Roboto" w:cs="Roboto" w:eastAsia="Roboto" w:hAnsi="Roboto"/>
-          <w:color w:val="373a3c"/>
+          <w:color w:val="222222"/>
+          <w:sz w:val="20"/>
+          <w:szCs w:val="20"/>
           <w:rtl w:val="0"/>
         </w:rPr>
         <w:t xml:space="preserve"> 111 (40): 14472–77. </w:t>
       </w:r>
-      <w:hyperlink r:id="rId21">
+      <w:hyperlink r:id="rId35">
         <w:r>
           <w:rPr>
             <w:rFonts w:ascii="Roboto" w:cs="Roboto" w:eastAsia="Roboto" w:hAnsi="Roboto"/>
@@ -1542,14 +2749,6 @@
           <w:t xml:space="preserve">https://doi.org/10.1073/pnas.1408471111</w:t>
         </w:r>
       </w:hyperlink>
-      <w:r>
-        <w:rPr>
-          <w:rFonts w:ascii="Roboto" w:cs="Roboto" w:eastAsia="Roboto" w:hAnsi="Roboto"/>
-          <w:color w:val="373a3c"/>
-          <w:rtl w:val="0"/>
-        </w:rPr>
-        <w:t xml:space="preserve">.</w:t>
-      </w:r>
       <w:r>
         <w:rPr>
           <w:rtl w:val="0"/>
@@ -1587,116 +2786,6 @@
         <w:ind w:left="720" w:hanging="360"/>
       </w:pPr>
       <w:rPr>
-        <w:u w:val="none"/>
-      </w:rPr>
-    </w:lvl>
-    <w:lvl w:ilvl="1">
-      <w:start w:val="1"/>
-      <w:numFmt w:val="bullet"/>
-      <w:lvlText w:val="○"/>
-      <w:lvlJc w:val="left"/>
-      <w:pPr>
-        <w:ind w:left="1440" w:hanging="360"/>
-      </w:pPr>
-      <w:rPr>
-        <w:u w:val="none"/>
-      </w:rPr>
-    </w:lvl>
-    <w:lvl w:ilvl="2">
-      <w:start w:val="1"/>
-      <w:numFmt w:val="bullet"/>
-      <w:lvlText w:val="■"/>
-      <w:lvlJc w:val="left"/>
-      <w:pPr>
-        <w:ind w:left="2160" w:hanging="360"/>
-      </w:pPr>
-      <w:rPr>
-        <w:u w:val="none"/>
-      </w:rPr>
-    </w:lvl>
-    <w:lvl w:ilvl="3">
-      <w:start w:val="1"/>
-      <w:numFmt w:val="bullet"/>
-      <w:lvlText w:val="●"/>
-      <w:lvlJc w:val="left"/>
-      <w:pPr>
-        <w:ind w:left="2880" w:hanging="360"/>
-      </w:pPr>
-      <w:rPr>
-        <w:u w:val="none"/>
-      </w:rPr>
-    </w:lvl>
-    <w:lvl w:ilvl="4">
-      <w:start w:val="1"/>
-      <w:numFmt w:val="bullet"/>
-      <w:lvlText w:val="○"/>
-      <w:lvlJc w:val="left"/>
-      <w:pPr>
-        <w:ind w:left="3600" w:hanging="360"/>
-      </w:pPr>
-      <w:rPr>
-        <w:u w:val="none"/>
-      </w:rPr>
-    </w:lvl>
-    <w:lvl w:ilvl="5">
-      <w:start w:val="1"/>
-      <w:numFmt w:val="bullet"/>
-      <w:lvlText w:val="■"/>
-      <w:lvlJc w:val="left"/>
-      <w:pPr>
-        <w:ind w:left="4320" w:hanging="360"/>
-      </w:pPr>
-      <w:rPr>
-        <w:u w:val="none"/>
-      </w:rPr>
-    </w:lvl>
-    <w:lvl w:ilvl="6">
-      <w:start w:val="1"/>
-      <w:numFmt w:val="bullet"/>
-      <w:lvlText w:val="●"/>
-      <w:lvlJc w:val="left"/>
-      <w:pPr>
-        <w:ind w:left="5040" w:hanging="360"/>
-      </w:pPr>
-      <w:rPr>
-        <w:u w:val="none"/>
-      </w:rPr>
-    </w:lvl>
-    <w:lvl w:ilvl="7">
-      <w:start w:val="1"/>
-      <w:numFmt w:val="bullet"/>
-      <w:lvlText w:val="○"/>
-      <w:lvlJc w:val="left"/>
-      <w:pPr>
-        <w:ind w:left="5760" w:hanging="360"/>
-      </w:pPr>
-      <w:rPr>
-        <w:u w:val="none"/>
-      </w:rPr>
-    </w:lvl>
-    <w:lvl w:ilvl="8">
-      <w:start w:val="1"/>
-      <w:numFmt w:val="bullet"/>
-      <w:lvlText w:val="■"/>
-      <w:lvlJc w:val="left"/>
-      <w:pPr>
-        <w:ind w:left="6480" w:hanging="360"/>
-      </w:pPr>
-      <w:rPr>
-        <w:u w:val="none"/>
-      </w:rPr>
-    </w:lvl>
-  </w:abstractNum>
-  <w:abstractNum w:abstractNumId="2">
-    <w:lvl w:ilvl="0">
-      <w:start w:val="1"/>
-      <w:numFmt w:val="bullet"/>
-      <w:lvlText w:val="●"/>
-      <w:lvlJc w:val="left"/>
-      <w:pPr>
-        <w:ind w:left="720" w:hanging="360"/>
-      </w:pPr>
-      <w:rPr>
         <w:rFonts w:ascii="Arial" w:cs="Arial" w:eastAsia="Arial" w:hAnsi="Arial"/>
         <w:color w:val="222222"/>
         <w:sz w:val="22"/>
@@ -1801,7 +2890,573 @@
       </w:rPr>
     </w:lvl>
   </w:abstractNum>
+  <w:abstractNum w:abstractNumId="2">
+    <w:lvl w:ilvl="0">
+      <w:start w:val="1"/>
+      <w:numFmt w:val="bullet"/>
+      <w:lvlText w:val="●"/>
+      <w:lvlJc w:val="left"/>
+      <w:pPr>
+        <w:ind w:left="720" w:hanging="360"/>
+      </w:pPr>
+      <w:rPr>
+        <w:rFonts w:ascii="Arial" w:cs="Arial" w:eastAsia="Arial" w:hAnsi="Arial"/>
+        <w:color w:val="222222"/>
+        <w:sz w:val="22"/>
+        <w:szCs w:val="22"/>
+        <w:u w:val="none"/>
+      </w:rPr>
+    </w:lvl>
+    <w:lvl w:ilvl="1">
+      <w:start w:val="1"/>
+      <w:numFmt w:val="bullet"/>
+      <w:lvlText w:val="○"/>
+      <w:lvlJc w:val="left"/>
+      <w:pPr>
+        <w:ind w:left="1440" w:hanging="360"/>
+      </w:pPr>
+      <w:rPr>
+        <w:u w:val="none"/>
+      </w:rPr>
+    </w:lvl>
+    <w:lvl w:ilvl="2">
+      <w:start w:val="1"/>
+      <w:numFmt w:val="bullet"/>
+      <w:lvlText w:val="■"/>
+      <w:lvlJc w:val="left"/>
+      <w:pPr>
+        <w:ind w:left="2160" w:hanging="360"/>
+      </w:pPr>
+      <w:rPr>
+        <w:u w:val="none"/>
+      </w:rPr>
+    </w:lvl>
+    <w:lvl w:ilvl="3">
+      <w:start w:val="1"/>
+      <w:numFmt w:val="bullet"/>
+      <w:lvlText w:val="●"/>
+      <w:lvlJc w:val="left"/>
+      <w:pPr>
+        <w:ind w:left="2880" w:hanging="360"/>
+      </w:pPr>
+      <w:rPr>
+        <w:u w:val="none"/>
+      </w:rPr>
+    </w:lvl>
+    <w:lvl w:ilvl="4">
+      <w:start w:val="1"/>
+      <w:numFmt w:val="bullet"/>
+      <w:lvlText w:val="○"/>
+      <w:lvlJc w:val="left"/>
+      <w:pPr>
+        <w:ind w:left="3600" w:hanging="360"/>
+      </w:pPr>
+      <w:rPr>
+        <w:u w:val="none"/>
+      </w:rPr>
+    </w:lvl>
+    <w:lvl w:ilvl="5">
+      <w:start w:val="1"/>
+      <w:numFmt w:val="bullet"/>
+      <w:lvlText w:val="■"/>
+      <w:lvlJc w:val="left"/>
+      <w:pPr>
+        <w:ind w:left="4320" w:hanging="360"/>
+      </w:pPr>
+      <w:rPr>
+        <w:u w:val="none"/>
+      </w:rPr>
+    </w:lvl>
+    <w:lvl w:ilvl="6">
+      <w:start w:val="1"/>
+      <w:numFmt w:val="bullet"/>
+      <w:lvlText w:val="●"/>
+      <w:lvlJc w:val="left"/>
+      <w:pPr>
+        <w:ind w:left="5040" w:hanging="360"/>
+      </w:pPr>
+      <w:rPr>
+        <w:u w:val="none"/>
+      </w:rPr>
+    </w:lvl>
+    <w:lvl w:ilvl="7">
+      <w:start w:val="1"/>
+      <w:numFmt w:val="bullet"/>
+      <w:lvlText w:val="○"/>
+      <w:lvlJc w:val="left"/>
+      <w:pPr>
+        <w:ind w:left="5760" w:hanging="360"/>
+      </w:pPr>
+      <w:rPr>
+        <w:u w:val="none"/>
+      </w:rPr>
+    </w:lvl>
+    <w:lvl w:ilvl="8">
+      <w:start w:val="1"/>
+      <w:numFmt w:val="bullet"/>
+      <w:lvlText w:val="■"/>
+      <w:lvlJc w:val="left"/>
+      <w:pPr>
+        <w:ind w:left="6480" w:hanging="360"/>
+      </w:pPr>
+      <w:rPr>
+        <w:u w:val="none"/>
+      </w:rPr>
+    </w:lvl>
+  </w:abstractNum>
   <w:abstractNum w:abstractNumId="3">
+    <w:lvl w:ilvl="0">
+      <w:start w:val="1"/>
+      <w:numFmt w:val="bullet"/>
+      <w:lvlText w:val="●"/>
+      <w:lvlJc w:val="left"/>
+      <w:pPr>
+        <w:ind w:left="720" w:hanging="360"/>
+      </w:pPr>
+      <w:rPr>
+        <w:u w:val="none"/>
+      </w:rPr>
+    </w:lvl>
+    <w:lvl w:ilvl="1">
+      <w:start w:val="1"/>
+      <w:numFmt w:val="bullet"/>
+      <w:lvlText w:val="○"/>
+      <w:lvlJc w:val="left"/>
+      <w:pPr>
+        <w:ind w:left="1440" w:hanging="360"/>
+      </w:pPr>
+      <w:rPr>
+        <w:u w:val="none"/>
+      </w:rPr>
+    </w:lvl>
+    <w:lvl w:ilvl="2">
+      <w:start w:val="1"/>
+      <w:numFmt w:val="bullet"/>
+      <w:lvlText w:val="■"/>
+      <w:lvlJc w:val="left"/>
+      <w:pPr>
+        <w:ind w:left="2160" w:hanging="360"/>
+      </w:pPr>
+      <w:rPr>
+        <w:u w:val="none"/>
+      </w:rPr>
+    </w:lvl>
+    <w:lvl w:ilvl="3">
+      <w:start w:val="1"/>
+      <w:numFmt w:val="bullet"/>
+      <w:lvlText w:val="●"/>
+      <w:lvlJc w:val="left"/>
+      <w:pPr>
+        <w:ind w:left="2880" w:hanging="360"/>
+      </w:pPr>
+      <w:rPr>
+        <w:u w:val="none"/>
+      </w:rPr>
+    </w:lvl>
+    <w:lvl w:ilvl="4">
+      <w:start w:val="1"/>
+      <w:numFmt w:val="bullet"/>
+      <w:lvlText w:val="○"/>
+      <w:lvlJc w:val="left"/>
+      <w:pPr>
+        <w:ind w:left="3600" w:hanging="360"/>
+      </w:pPr>
+      <w:rPr>
+        <w:u w:val="none"/>
+      </w:rPr>
+    </w:lvl>
+    <w:lvl w:ilvl="5">
+      <w:start w:val="1"/>
+      <w:numFmt w:val="bullet"/>
+      <w:lvlText w:val="■"/>
+      <w:lvlJc w:val="left"/>
+      <w:pPr>
+        <w:ind w:left="4320" w:hanging="360"/>
+      </w:pPr>
+      <w:rPr>
+        <w:u w:val="none"/>
+      </w:rPr>
+    </w:lvl>
+    <w:lvl w:ilvl="6">
+      <w:start w:val="1"/>
+      <w:numFmt w:val="bullet"/>
+      <w:lvlText w:val="●"/>
+      <w:lvlJc w:val="left"/>
+      <w:pPr>
+        <w:ind w:left="5040" w:hanging="360"/>
+      </w:pPr>
+      <w:rPr>
+        <w:u w:val="none"/>
+      </w:rPr>
+    </w:lvl>
+    <w:lvl w:ilvl="7">
+      <w:start w:val="1"/>
+      <w:numFmt w:val="bullet"/>
+      <w:lvlText w:val="○"/>
+      <w:lvlJc w:val="left"/>
+      <w:pPr>
+        <w:ind w:left="5760" w:hanging="360"/>
+      </w:pPr>
+      <w:rPr>
+        <w:u w:val="none"/>
+      </w:rPr>
+    </w:lvl>
+    <w:lvl w:ilvl="8">
+      <w:start w:val="1"/>
+      <w:numFmt w:val="bullet"/>
+      <w:lvlText w:val="■"/>
+      <w:lvlJc w:val="left"/>
+      <w:pPr>
+        <w:ind w:left="6480" w:hanging="360"/>
+      </w:pPr>
+      <w:rPr>
+        <w:u w:val="none"/>
+      </w:rPr>
+    </w:lvl>
+  </w:abstractNum>
+  <w:abstractNum w:abstractNumId="4">
+    <w:lvl w:ilvl="0">
+      <w:start w:val="1"/>
+      <w:numFmt w:val="bullet"/>
+      <w:lvlText w:val="●"/>
+      <w:lvlJc w:val="left"/>
+      <w:pPr>
+        <w:ind w:left="720" w:hanging="360"/>
+      </w:pPr>
+      <w:rPr>
+        <w:rFonts w:ascii="Arial" w:cs="Arial" w:eastAsia="Arial" w:hAnsi="Arial"/>
+        <w:color w:val="222222"/>
+        <w:sz w:val="22"/>
+        <w:szCs w:val="22"/>
+        <w:u w:val="none"/>
+      </w:rPr>
+    </w:lvl>
+    <w:lvl w:ilvl="1">
+      <w:start w:val="1"/>
+      <w:numFmt w:val="bullet"/>
+      <w:lvlText w:val="○"/>
+      <w:lvlJc w:val="left"/>
+      <w:pPr>
+        <w:ind w:left="1440" w:hanging="360"/>
+      </w:pPr>
+      <w:rPr>
+        <w:u w:val="none"/>
+      </w:rPr>
+    </w:lvl>
+    <w:lvl w:ilvl="2">
+      <w:start w:val="1"/>
+      <w:numFmt w:val="bullet"/>
+      <w:lvlText w:val="■"/>
+      <w:lvlJc w:val="left"/>
+      <w:pPr>
+        <w:ind w:left="2160" w:hanging="360"/>
+      </w:pPr>
+      <w:rPr>
+        <w:u w:val="none"/>
+      </w:rPr>
+    </w:lvl>
+    <w:lvl w:ilvl="3">
+      <w:start w:val="1"/>
+      <w:numFmt w:val="bullet"/>
+      <w:lvlText w:val="●"/>
+      <w:lvlJc w:val="left"/>
+      <w:pPr>
+        <w:ind w:left="2880" w:hanging="360"/>
+      </w:pPr>
+      <w:rPr>
+        <w:u w:val="none"/>
+      </w:rPr>
+    </w:lvl>
+    <w:lvl w:ilvl="4">
+      <w:start w:val="1"/>
+      <w:numFmt w:val="bullet"/>
+      <w:lvlText w:val="○"/>
+      <w:lvlJc w:val="left"/>
+      <w:pPr>
+        <w:ind w:left="3600" w:hanging="360"/>
+      </w:pPr>
+      <w:rPr>
+        <w:u w:val="none"/>
+      </w:rPr>
+    </w:lvl>
+    <w:lvl w:ilvl="5">
+      <w:start w:val="1"/>
+      <w:numFmt w:val="bullet"/>
+      <w:lvlText w:val="■"/>
+      <w:lvlJc w:val="left"/>
+      <w:pPr>
+        <w:ind w:left="4320" w:hanging="360"/>
+      </w:pPr>
+      <w:rPr>
+        <w:u w:val="none"/>
+      </w:rPr>
+    </w:lvl>
+    <w:lvl w:ilvl="6">
+      <w:start w:val="1"/>
+      <w:numFmt w:val="bullet"/>
+      <w:lvlText w:val="●"/>
+      <w:lvlJc w:val="left"/>
+      <w:pPr>
+        <w:ind w:left="5040" w:hanging="360"/>
+      </w:pPr>
+      <w:rPr>
+        <w:u w:val="none"/>
+      </w:rPr>
+    </w:lvl>
+    <w:lvl w:ilvl="7">
+      <w:start w:val="1"/>
+      <w:numFmt w:val="bullet"/>
+      <w:lvlText w:val="○"/>
+      <w:lvlJc w:val="left"/>
+      <w:pPr>
+        <w:ind w:left="5760" w:hanging="360"/>
+      </w:pPr>
+      <w:rPr>
+        <w:u w:val="none"/>
+      </w:rPr>
+    </w:lvl>
+    <w:lvl w:ilvl="8">
+      <w:start w:val="1"/>
+      <w:numFmt w:val="bullet"/>
+      <w:lvlText w:val="■"/>
+      <w:lvlJc w:val="left"/>
+      <w:pPr>
+        <w:ind w:left="6480" w:hanging="360"/>
+      </w:pPr>
+      <w:rPr>
+        <w:u w:val="none"/>
+      </w:rPr>
+    </w:lvl>
+  </w:abstractNum>
+  <w:abstractNum w:abstractNumId="5">
+    <w:lvl w:ilvl="0">
+      <w:start w:val="1"/>
+      <w:numFmt w:val="bullet"/>
+      <w:lvlText w:val="●"/>
+      <w:lvlJc w:val="left"/>
+      <w:pPr>
+        <w:ind w:left="720" w:hanging="360"/>
+      </w:pPr>
+      <w:rPr>
+        <w:rFonts w:ascii="Arial" w:cs="Arial" w:eastAsia="Arial" w:hAnsi="Arial"/>
+        <w:color w:val="222222"/>
+        <w:sz w:val="22"/>
+        <w:szCs w:val="22"/>
+        <w:u w:val="none"/>
+      </w:rPr>
+    </w:lvl>
+    <w:lvl w:ilvl="1">
+      <w:start w:val="1"/>
+      <w:numFmt w:val="bullet"/>
+      <w:lvlText w:val="○"/>
+      <w:lvlJc w:val="left"/>
+      <w:pPr>
+        <w:ind w:left="1440" w:hanging="360"/>
+      </w:pPr>
+      <w:rPr>
+        <w:u w:val="none"/>
+      </w:rPr>
+    </w:lvl>
+    <w:lvl w:ilvl="2">
+      <w:start w:val="1"/>
+      <w:numFmt w:val="bullet"/>
+      <w:lvlText w:val="■"/>
+      <w:lvlJc w:val="left"/>
+      <w:pPr>
+        <w:ind w:left="2160" w:hanging="360"/>
+      </w:pPr>
+      <w:rPr>
+        <w:u w:val="none"/>
+      </w:rPr>
+    </w:lvl>
+    <w:lvl w:ilvl="3">
+      <w:start w:val="1"/>
+      <w:numFmt w:val="bullet"/>
+      <w:lvlText w:val="●"/>
+      <w:lvlJc w:val="left"/>
+      <w:pPr>
+        <w:ind w:left="2880" w:hanging="360"/>
+      </w:pPr>
+      <w:rPr>
+        <w:u w:val="none"/>
+      </w:rPr>
+    </w:lvl>
+    <w:lvl w:ilvl="4">
+      <w:start w:val="1"/>
+      <w:numFmt w:val="bullet"/>
+      <w:lvlText w:val="○"/>
+      <w:lvlJc w:val="left"/>
+      <w:pPr>
+        <w:ind w:left="3600" w:hanging="360"/>
+      </w:pPr>
+      <w:rPr>
+        <w:u w:val="none"/>
+      </w:rPr>
+    </w:lvl>
+    <w:lvl w:ilvl="5">
+      <w:start w:val="1"/>
+      <w:numFmt w:val="bullet"/>
+      <w:lvlText w:val="■"/>
+      <w:lvlJc w:val="left"/>
+      <w:pPr>
+        <w:ind w:left="4320" w:hanging="360"/>
+      </w:pPr>
+      <w:rPr>
+        <w:u w:val="none"/>
+      </w:rPr>
+    </w:lvl>
+    <w:lvl w:ilvl="6">
+      <w:start w:val="1"/>
+      <w:numFmt w:val="bullet"/>
+      <w:lvlText w:val="●"/>
+      <w:lvlJc w:val="left"/>
+      <w:pPr>
+        <w:ind w:left="5040" w:hanging="360"/>
+      </w:pPr>
+      <w:rPr>
+        <w:u w:val="none"/>
+      </w:rPr>
+    </w:lvl>
+    <w:lvl w:ilvl="7">
+      <w:start w:val="1"/>
+      <w:numFmt w:val="bullet"/>
+      <w:lvlText w:val="○"/>
+      <w:lvlJc w:val="left"/>
+      <w:pPr>
+        <w:ind w:left="5760" w:hanging="360"/>
+      </w:pPr>
+      <w:rPr>
+        <w:u w:val="none"/>
+      </w:rPr>
+    </w:lvl>
+    <w:lvl w:ilvl="8">
+      <w:start w:val="1"/>
+      <w:numFmt w:val="bullet"/>
+      <w:lvlText w:val="■"/>
+      <w:lvlJc w:val="left"/>
+      <w:pPr>
+        <w:ind w:left="6480" w:hanging="360"/>
+      </w:pPr>
+      <w:rPr>
+        <w:u w:val="none"/>
+      </w:rPr>
+    </w:lvl>
+  </w:abstractNum>
+  <w:abstractNum w:abstractNumId="6">
+    <w:lvl w:ilvl="0">
+      <w:start w:val="1"/>
+      <w:numFmt w:val="bullet"/>
+      <w:lvlText w:val="●"/>
+      <w:lvlJc w:val="left"/>
+      <w:pPr>
+        <w:ind w:left="720" w:hanging="360"/>
+      </w:pPr>
+      <w:rPr>
+        <w:rFonts w:ascii="Arial" w:cs="Arial" w:eastAsia="Arial" w:hAnsi="Arial"/>
+        <w:color w:val="222222"/>
+        <w:sz w:val="22"/>
+        <w:szCs w:val="22"/>
+        <w:u w:val="none"/>
+      </w:rPr>
+    </w:lvl>
+    <w:lvl w:ilvl="1">
+      <w:start w:val="1"/>
+      <w:numFmt w:val="bullet"/>
+      <w:lvlText w:val="○"/>
+      <w:lvlJc w:val="left"/>
+      <w:pPr>
+        <w:ind w:left="1440" w:hanging="360"/>
+      </w:pPr>
+      <w:rPr>
+        <w:u w:val="none"/>
+      </w:rPr>
+    </w:lvl>
+    <w:lvl w:ilvl="2">
+      <w:start w:val="1"/>
+      <w:numFmt w:val="bullet"/>
+      <w:lvlText w:val="■"/>
+      <w:lvlJc w:val="left"/>
+      <w:pPr>
+        <w:ind w:left="2160" w:hanging="360"/>
+      </w:pPr>
+      <w:rPr>
+        <w:u w:val="none"/>
+      </w:rPr>
+    </w:lvl>
+    <w:lvl w:ilvl="3">
+      <w:start w:val="1"/>
+      <w:numFmt w:val="bullet"/>
+      <w:lvlText w:val="●"/>
+      <w:lvlJc w:val="left"/>
+      <w:pPr>
+        <w:ind w:left="2880" w:hanging="360"/>
+      </w:pPr>
+      <w:rPr>
+        <w:u w:val="none"/>
+      </w:rPr>
+    </w:lvl>
+    <w:lvl w:ilvl="4">
+      <w:start w:val="1"/>
+      <w:numFmt w:val="bullet"/>
+      <w:lvlText w:val="○"/>
+      <w:lvlJc w:val="left"/>
+      <w:pPr>
+        <w:ind w:left="3600" w:hanging="360"/>
+      </w:pPr>
+      <w:rPr>
+        <w:u w:val="none"/>
+      </w:rPr>
+    </w:lvl>
+    <w:lvl w:ilvl="5">
+      <w:start w:val="1"/>
+      <w:numFmt w:val="bullet"/>
+      <w:lvlText w:val="■"/>
+      <w:lvlJc w:val="left"/>
+      <w:pPr>
+        <w:ind w:left="4320" w:hanging="360"/>
+      </w:pPr>
+      <w:rPr>
+        <w:u w:val="none"/>
+      </w:rPr>
+    </w:lvl>
+    <w:lvl w:ilvl="6">
+      <w:start w:val="1"/>
+      <w:numFmt w:val="bullet"/>
+      <w:lvlText w:val="●"/>
+      <w:lvlJc w:val="left"/>
+      <w:pPr>
+        <w:ind w:left="5040" w:hanging="360"/>
+      </w:pPr>
+      <w:rPr>
+        <w:u w:val="none"/>
+      </w:rPr>
+    </w:lvl>
+    <w:lvl w:ilvl="7">
+      <w:start w:val="1"/>
+      <w:numFmt w:val="bullet"/>
+      <w:lvlText w:val="○"/>
+      <w:lvlJc w:val="left"/>
+      <w:pPr>
+        <w:ind w:left="5760" w:hanging="360"/>
+      </w:pPr>
+      <w:rPr>
+        <w:u w:val="none"/>
+      </w:rPr>
+    </w:lvl>
+    <w:lvl w:ilvl="8">
+      <w:start w:val="1"/>
+      <w:numFmt w:val="bullet"/>
+      <w:lvlText w:val="■"/>
+      <w:lvlJc w:val="left"/>
+      <w:pPr>
+        <w:ind w:left="6480" w:hanging="360"/>
+      </w:pPr>
+      <w:rPr>
+        <w:u w:val="none"/>
+      </w:rPr>
+    </w:lvl>
+  </w:abstractNum>
+  <w:abstractNum w:abstractNumId="7">
     <w:lvl w:ilvl="0">
       <w:start w:val="1"/>
       <w:numFmt w:val="decimal"/>
@@ -1903,116 +3558,6 @@
       <w:numFmt w:val="lowerRoman"/>
       <w:lvlText w:val="%9."/>
       <w:lvlJc w:val="right"/>
-      <w:pPr>
-        <w:ind w:left="6480" w:hanging="360"/>
-      </w:pPr>
-      <w:rPr>
-        <w:u w:val="none"/>
-      </w:rPr>
-    </w:lvl>
-  </w:abstractNum>
-  <w:abstractNum w:abstractNumId="4">
-    <w:lvl w:ilvl="0">
-      <w:start w:val="1"/>
-      <w:numFmt w:val="bullet"/>
-      <w:lvlText w:val="●"/>
-      <w:lvlJc w:val="left"/>
-      <w:pPr>
-        <w:ind w:left="720" w:hanging="360"/>
-      </w:pPr>
-      <w:rPr>
-        <w:u w:val="none"/>
-      </w:rPr>
-    </w:lvl>
-    <w:lvl w:ilvl="1">
-      <w:start w:val="1"/>
-      <w:numFmt w:val="bullet"/>
-      <w:lvlText w:val="○"/>
-      <w:lvlJc w:val="left"/>
-      <w:pPr>
-        <w:ind w:left="1440" w:hanging="360"/>
-      </w:pPr>
-      <w:rPr>
-        <w:u w:val="none"/>
-      </w:rPr>
-    </w:lvl>
-    <w:lvl w:ilvl="2">
-      <w:start w:val="1"/>
-      <w:numFmt w:val="bullet"/>
-      <w:lvlText w:val="■"/>
-      <w:lvlJc w:val="left"/>
-      <w:pPr>
-        <w:ind w:left="2160" w:hanging="360"/>
-      </w:pPr>
-      <w:rPr>
-        <w:u w:val="none"/>
-      </w:rPr>
-    </w:lvl>
-    <w:lvl w:ilvl="3">
-      <w:start w:val="1"/>
-      <w:numFmt w:val="bullet"/>
-      <w:lvlText w:val="●"/>
-      <w:lvlJc w:val="left"/>
-      <w:pPr>
-        <w:ind w:left="2880" w:hanging="360"/>
-      </w:pPr>
-      <w:rPr>
-        <w:u w:val="none"/>
-      </w:rPr>
-    </w:lvl>
-    <w:lvl w:ilvl="4">
-      <w:start w:val="1"/>
-      <w:numFmt w:val="bullet"/>
-      <w:lvlText w:val="○"/>
-      <w:lvlJc w:val="left"/>
-      <w:pPr>
-        <w:ind w:left="3600" w:hanging="360"/>
-      </w:pPr>
-      <w:rPr>
-        <w:u w:val="none"/>
-      </w:rPr>
-    </w:lvl>
-    <w:lvl w:ilvl="5">
-      <w:start w:val="1"/>
-      <w:numFmt w:val="bullet"/>
-      <w:lvlText w:val="■"/>
-      <w:lvlJc w:val="left"/>
-      <w:pPr>
-        <w:ind w:left="4320" w:hanging="360"/>
-      </w:pPr>
-      <w:rPr>
-        <w:u w:val="none"/>
-      </w:rPr>
-    </w:lvl>
-    <w:lvl w:ilvl="6">
-      <w:start w:val="1"/>
-      <w:numFmt w:val="bullet"/>
-      <w:lvlText w:val="●"/>
-      <w:lvlJc w:val="left"/>
-      <w:pPr>
-        <w:ind w:left="5040" w:hanging="360"/>
-      </w:pPr>
-      <w:rPr>
-        <w:u w:val="none"/>
-      </w:rPr>
-    </w:lvl>
-    <w:lvl w:ilvl="7">
-      <w:start w:val="1"/>
-      <w:numFmt w:val="bullet"/>
-      <w:lvlText w:val="○"/>
-      <w:lvlJc w:val="left"/>
-      <w:pPr>
-        <w:ind w:left="5760" w:hanging="360"/>
-      </w:pPr>
-      <w:rPr>
-        <w:u w:val="none"/>
-      </w:rPr>
-    </w:lvl>
-    <w:lvl w:ilvl="8">
-      <w:start w:val="1"/>
-      <w:numFmt w:val="bullet"/>
-      <w:lvlText w:val="■"/>
-      <w:lvlJc w:val="left"/>
       <w:pPr>
         <w:ind w:left="6480" w:hanging="360"/>
       </w:pPr>
@@ -2033,6 +3578,15 @@
   <w:num w:numId="4">
     <w:abstractNumId w:val="4"/>
   </w:num>
+  <w:num w:numId="5">
+    <w:abstractNumId w:val="5"/>
+  </w:num>
+  <w:num w:numId="6">
+    <w:abstractNumId w:val="6"/>
+  </w:num>
+  <w:num w:numId="7">
+    <w:abstractNumId w:val="7"/>
+  </w:num>
 </w:numbering>
 </file>
 
@@ -2053,11 +3607,19 @@
       </w:pPr>
     </w:pPrDefault>
   </w:docDefaults>
+  <w:style w:type="table" w:styleId="TableNormal" w:default="1">
+    <w:name w:val="TableNormal"/>
+    <w:tblPr>
+      <w:tblCellMar>
+        <w:top w:w="100.0" w:type="dxa"/>
+        <w:left w:w="100.0" w:type="dxa"/>
+        <w:bottom w:w="100.0" w:type="dxa"/>
+        <w:right w:w="100.0" w:type="dxa"/>
+      </w:tblCellMar>
+    </w:tblPr>
+  </w:style>
   <w:style w:type="paragraph" w:styleId="Normal" w:default="1">
     <w:name w:val="normal"/>
-  </w:style>
-  <w:style w:type="table" w:styleId="TableNormal" w:default="1">
-    <w:name w:val="Table Normal"/>
   </w:style>
   <w:style w:type="paragraph" w:styleId="Heading1">
     <w:name w:val="heading 1"/>
@@ -2086,6 +3648,7 @@
     </w:pPr>
     <w:rPr>
       <w:b w:val="0"/>
+      <w:bCs w:val="0"/>
       <w:sz w:val="32"/>
       <w:szCs w:val="32"/>
     </w:rPr>
@@ -2102,6 +3665,7 @@
     </w:pPr>
     <w:rPr>
       <w:b w:val="0"/>
+      <w:bCs w:val="0"/>
       <w:color w:val="434343"/>
       <w:sz w:val="28"/>
       <w:szCs w:val="28"/>
@@ -2151,6 +3715,7 @@
     </w:pPr>
     <w:rPr>
       <w:i w:val="1"/>
+      <w:iCs w:val="1"/>
       <w:color w:val="666666"/>
       <w:sz w:val="22"/>
       <w:szCs w:val="22"/>
@@ -2184,6 +3749,7 @@
     <w:rPr>
       <w:rFonts w:ascii="Arial" w:cs="Arial" w:eastAsia="Arial" w:hAnsi="Arial"/>
       <w:i w:val="0"/>
+      <w:iCs w:val="0"/>
       <w:color w:val="666666"/>
       <w:sz w:val="30"/>
       <w:szCs w:val="30"/>
